--- a/paper/capstone_project/PROPOSAL CAPSTONE PROJECT.docx
+++ b/paper/capstone_project/PROPOSAL CAPSTONE PROJECT.docx
@@ -484,8 +484,8 @@
           <w:szCs w:val="28"/>
         </w:rPr>
       </w:pPr>
-      <w:bookmarkStart w:id="1" w:name="_Toc229835154"/>
-      <w:bookmarkStart w:id="2" w:name="_Toc229834926"/>
+      <w:bookmarkStart w:id="1" w:name="_Toc229834926"/>
+      <w:bookmarkStart w:id="2" w:name="_Toc229835154"/>
       <w:r>
         <w:rPr>
           <w:b/>
@@ -675,9 +675,9 @@
         </w:rPr>
         <w:t>2026</w:t>
       </w:r>
-      <w:bookmarkStart w:id="3" w:name="_Toc229835196"/>
+      <w:bookmarkStart w:id="3" w:name="_Toc229834928"/>
       <w:bookmarkStart w:id="4" w:name="_Toc229835156"/>
-      <w:bookmarkStart w:id="5" w:name="_Toc229834928"/>
+      <w:bookmarkStart w:id="5" w:name="_Toc229835196"/>
     </w:p>
     <w:p>
       <w:pPr>
@@ -735,10 +735,10 @@
           <w:szCs w:val="28"/>
         </w:rPr>
       </w:pPr>
-      <w:bookmarkStart w:id="7" w:name="_Toc231324081"/>
-      <w:bookmarkStart w:id="8" w:name="_Toc229835197"/>
-      <w:bookmarkStart w:id="9" w:name="_Toc229835157"/>
-      <w:bookmarkStart w:id="10" w:name="_Toc229834929"/>
+      <w:bookmarkStart w:id="7" w:name="_Toc229834929"/>
+      <w:bookmarkStart w:id="8" w:name="_Toc229835157"/>
+      <w:bookmarkStart w:id="9" w:name="_Toc229835197"/>
+      <w:bookmarkStart w:id="10" w:name="_Toc231324081"/>
       <w:r>
         <w:rPr>
           <w:rFonts w:cs="Times New Roman" w:ascii="Times New Roman" w:hAnsi="Times New Roman"/>
@@ -789,10 +789,10 @@
           <w:szCs w:val="24"/>
         </w:rPr>
       </w:pPr>
-      <w:bookmarkStart w:id="11" w:name="_Toc231324082"/>
-      <w:bookmarkStart w:id="12" w:name="_Toc229835198"/>
-      <w:bookmarkStart w:id="13" w:name="_Toc229835158"/>
-      <w:bookmarkStart w:id="14" w:name="_Toc229834930"/>
+      <w:bookmarkStart w:id="11" w:name="_Toc229834930"/>
+      <w:bookmarkStart w:id="12" w:name="_Toc229835158"/>
+      <w:bookmarkStart w:id="13" w:name="_Toc229835198"/>
+      <w:bookmarkStart w:id="14" w:name="_Toc231324082"/>
       <w:r>
         <w:rPr>
           <w:rFonts w:cs="Times New Roman" w:ascii="Times New Roman" w:hAnsi="Times New Roman"/>
@@ -1088,10 +1088,10 @@
           <w:szCs w:val="24"/>
         </w:rPr>
       </w:pPr>
-      <w:bookmarkStart w:id="15" w:name="_Toc231324083"/>
-      <w:bookmarkStart w:id="16" w:name="_Toc229835199"/>
-      <w:bookmarkStart w:id="17" w:name="_Toc229835159"/>
-      <w:bookmarkStart w:id="18" w:name="_Toc229834931"/>
+      <w:bookmarkStart w:id="15" w:name="_Toc229834931"/>
+      <w:bookmarkStart w:id="16" w:name="_Toc229835159"/>
+      <w:bookmarkStart w:id="17" w:name="_Toc229835199"/>
+      <w:bookmarkStart w:id="18" w:name="_Toc231324083"/>
       <w:r>
         <w:rPr>
           <w:rFonts w:cs="Times New Roman" w:ascii="Times New Roman" w:hAnsi="Times New Roman"/>
@@ -1270,10 +1270,10 @@
           <w:szCs w:val="24"/>
         </w:rPr>
       </w:pPr>
-      <w:bookmarkStart w:id="19" w:name="_Toc231324084"/>
-      <w:bookmarkStart w:id="20" w:name="_Toc229835200"/>
-      <w:bookmarkStart w:id="21" w:name="_Toc229835160"/>
-      <w:bookmarkStart w:id="22" w:name="_Toc229834932"/>
+      <w:bookmarkStart w:id="19" w:name="_Toc229834932"/>
+      <w:bookmarkStart w:id="20" w:name="_Toc229835160"/>
+      <w:bookmarkStart w:id="21" w:name="_Toc229835200"/>
+      <w:bookmarkStart w:id="22" w:name="_Toc231324084"/>
       <w:r>
         <w:rPr>
           <w:rFonts w:cs="Times New Roman" w:ascii="Times New Roman" w:hAnsi="Times New Roman"/>
@@ -2240,15 +2240,15 @@
         <w:tblLook w:noHBand="0" w:noVBand="1" w:firstColumn="1" w:lastRow="0" w:lastColumn="0" w:firstRow="1" w:val="04a0"/>
       </w:tblPr>
       <w:tblGrid>
-        <w:gridCol w:w="566"/>
-        <w:gridCol w:w="2836"/>
+        <w:gridCol w:w="565"/>
+        <w:gridCol w:w="2837"/>
+        <w:gridCol w:w="567"/>
+        <w:gridCol w:w="565"/>
+        <w:gridCol w:w="569"/>
         <w:gridCol w:w="567"/>
         <w:gridCol w:w="566"/>
-        <w:gridCol w:w="568"/>
-        <w:gridCol w:w="567"/>
         <w:gridCol w:w="566"/>
-        <w:gridCol w:w="567"/>
-        <w:gridCol w:w="568"/>
+        <w:gridCol w:w="569"/>
         <w:gridCol w:w="567"/>
       </w:tblGrid>
       <w:tr>
@@ -2257,13 +2257,14 @@
         </w:trPr>
         <w:tc>
           <w:tcPr>
-            <w:tcW w:w="566" w:type="dxa"/>
+            <w:tcW w:w="565" w:type="dxa"/>
             <w:tcBorders/>
             <w:vAlign w:val="center"/>
           </w:tcPr>
           <w:p>
             <w:pPr>
               <w:pStyle w:val="Normal"/>
+              <w:suppressAutoHyphens w:val="true"/>
               <w:spacing w:before="0" w:after="0"/>
               <w:jc w:val="center"/>
               <w:rPr>
@@ -2285,13 +2286,14 @@
         </w:tc>
         <w:tc>
           <w:tcPr>
-            <w:tcW w:w="2836" w:type="dxa"/>
+            <w:tcW w:w="2837" w:type="dxa"/>
             <w:tcBorders/>
             <w:vAlign w:val="center"/>
           </w:tcPr>
           <w:p>
             <w:pPr>
               <w:pStyle w:val="Normal"/>
+              <w:suppressAutoHyphens w:val="true"/>
               <w:spacing w:before="0" w:after="0"/>
               <w:jc w:val="center"/>
               <w:rPr>
@@ -2320,6 +2322,7 @@
           <w:p>
             <w:pPr>
               <w:pStyle w:val="Normal"/>
+              <w:suppressAutoHyphens w:val="true"/>
               <w:spacing w:before="0" w:after="0"/>
               <w:jc w:val="center"/>
               <w:rPr>
@@ -2341,13 +2344,14 @@
         </w:tc>
         <w:tc>
           <w:tcPr>
-            <w:tcW w:w="566" w:type="dxa"/>
+            <w:tcW w:w="565" w:type="dxa"/>
             <w:tcBorders/>
             <w:vAlign w:val="center"/>
           </w:tcPr>
           <w:p>
             <w:pPr>
               <w:pStyle w:val="Normal"/>
+              <w:suppressAutoHyphens w:val="true"/>
               <w:spacing w:before="0" w:after="0"/>
               <w:jc w:val="center"/>
               <w:rPr>
@@ -2369,13 +2373,14 @@
         </w:tc>
         <w:tc>
           <w:tcPr>
-            <w:tcW w:w="568" w:type="dxa"/>
+            <w:tcW w:w="569" w:type="dxa"/>
             <w:tcBorders/>
             <w:vAlign w:val="center"/>
           </w:tcPr>
           <w:p>
             <w:pPr>
               <w:pStyle w:val="Normal"/>
+              <w:suppressAutoHyphens w:val="true"/>
               <w:spacing w:before="0" w:after="0"/>
               <w:jc w:val="center"/>
               <w:rPr>
@@ -2404,6 +2409,7 @@
           <w:p>
             <w:pPr>
               <w:pStyle w:val="Normal"/>
+              <w:suppressAutoHyphens w:val="true"/>
               <w:spacing w:before="0" w:after="0"/>
               <w:jc w:val="center"/>
               <w:rPr>
@@ -2432,6 +2438,7 @@
           <w:p>
             <w:pPr>
               <w:pStyle w:val="Normal"/>
+              <w:suppressAutoHyphens w:val="true"/>
               <w:spacing w:before="0" w:after="0"/>
               <w:jc w:val="center"/>
               <w:rPr>
@@ -2453,13 +2460,14 @@
         </w:tc>
         <w:tc>
           <w:tcPr>
-            <w:tcW w:w="567" w:type="dxa"/>
+            <w:tcW w:w="566" w:type="dxa"/>
             <w:tcBorders/>
             <w:vAlign w:val="center"/>
           </w:tcPr>
           <w:p>
             <w:pPr>
               <w:pStyle w:val="Normal"/>
+              <w:suppressAutoHyphens w:val="true"/>
               <w:spacing w:before="0" w:after="0"/>
               <w:jc w:val="center"/>
               <w:rPr>
@@ -2481,13 +2489,14 @@
         </w:tc>
         <w:tc>
           <w:tcPr>
-            <w:tcW w:w="568" w:type="dxa"/>
+            <w:tcW w:w="569" w:type="dxa"/>
             <w:tcBorders/>
             <w:vAlign w:val="center"/>
           </w:tcPr>
           <w:p>
             <w:pPr>
               <w:pStyle w:val="Normal"/>
+              <w:suppressAutoHyphens w:val="true"/>
               <w:spacing w:before="0" w:after="0"/>
               <w:jc w:val="center"/>
               <w:rPr>
@@ -2516,6 +2525,7 @@
           <w:p>
             <w:pPr>
               <w:pStyle w:val="Normal"/>
+              <w:suppressAutoHyphens w:val="true"/>
               <w:spacing w:before="0" w:after="0"/>
               <w:jc w:val="center"/>
               <w:rPr>
@@ -2540,13 +2550,14 @@
         <w:trPr/>
         <w:tc>
           <w:tcPr>
-            <w:tcW w:w="566" w:type="dxa"/>
+            <w:tcW w:w="565" w:type="dxa"/>
             <w:tcBorders/>
             <w:vAlign w:val="center"/>
           </w:tcPr>
           <w:p>
             <w:pPr>
               <w:pStyle w:val="Normal"/>
+              <w:suppressAutoHyphens w:val="true"/>
               <w:spacing w:before="0" w:after="0"/>
               <w:jc w:val="center"/>
               <w:rPr>
@@ -2568,13 +2579,14 @@
         </w:tc>
         <w:tc>
           <w:tcPr>
-            <w:tcW w:w="2836" w:type="dxa"/>
+            <w:tcW w:w="2837" w:type="dxa"/>
             <w:tcBorders/>
             <w:vAlign w:val="center"/>
           </w:tcPr>
           <w:p>
             <w:pPr>
               <w:pStyle w:val="Normal"/>
+              <w:suppressAutoHyphens w:val="true"/>
               <w:spacing w:before="0" w:after="0"/>
               <w:jc w:val="start"/>
               <w:rPr>
@@ -2603,6 +2615,7 @@
           <w:p>
             <w:pPr>
               <w:pStyle w:val="Normal"/>
+              <w:suppressAutoHyphens w:val="true"/>
               <w:spacing w:before="0" w:after="0"/>
               <w:jc w:val="center"/>
               <w:rPr>
@@ -2625,13 +2638,14 @@
         </w:tc>
         <w:tc>
           <w:tcPr>
-            <w:tcW w:w="566" w:type="dxa"/>
+            <w:tcW w:w="565" w:type="dxa"/>
             <w:tcBorders/>
             <w:vAlign w:val="center"/>
           </w:tcPr>
           <w:p>
             <w:pPr>
               <w:pStyle w:val="Normal"/>
+              <w:suppressAutoHyphens w:val="true"/>
               <w:spacing w:before="0" w:after="0"/>
               <w:jc w:val="center"/>
               <w:rPr>
@@ -2654,13 +2668,14 @@
         </w:tc>
         <w:tc>
           <w:tcPr>
-            <w:tcW w:w="568" w:type="dxa"/>
+            <w:tcW w:w="569" w:type="dxa"/>
             <w:tcBorders/>
             <w:vAlign w:val="center"/>
           </w:tcPr>
           <w:p>
             <w:pPr>
               <w:pStyle w:val="Normal"/>
+              <w:suppressAutoHyphens w:val="true"/>
               <w:spacing w:before="0" w:after="0"/>
               <w:jc w:val="center"/>
               <w:rPr>
@@ -2674,7 +2689,6 @@
                 <w:bCs/>
                 <w:sz w:val="24"/>
                 <w:szCs w:val="24"/>
-                <w:lang w:eastAsia="en-US" w:bidi="ar-SA"/>
               </w:rPr>
             </w:r>
           </w:p>
@@ -2688,6 +2702,7 @@
           <w:p>
             <w:pPr>
               <w:pStyle w:val="Normal"/>
+              <w:suppressAutoHyphens w:val="true"/>
               <w:spacing w:before="0" w:after="0"/>
               <w:jc w:val="center"/>
               <w:rPr>
@@ -2701,7 +2716,6 @@
                 <w:bCs/>
                 <w:sz w:val="24"/>
                 <w:szCs w:val="24"/>
-                <w:lang w:eastAsia="en-US" w:bidi="ar-SA"/>
               </w:rPr>
             </w:r>
           </w:p>
@@ -2715,6 +2729,7 @@
           <w:p>
             <w:pPr>
               <w:pStyle w:val="Normal"/>
+              <w:suppressAutoHyphens w:val="true"/>
               <w:spacing w:before="0" w:after="0"/>
               <w:jc w:val="center"/>
               <w:rPr>
@@ -2728,20 +2743,20 @@
                 <w:bCs/>
                 <w:sz w:val="24"/>
                 <w:szCs w:val="24"/>
-                <w:lang w:eastAsia="en-US" w:bidi="ar-SA"/>
-              </w:rPr>
-            </w:r>
-          </w:p>
-        </w:tc>
-        <w:tc>
-          <w:tcPr>
-            <w:tcW w:w="567" w:type="dxa"/>
+              </w:rPr>
+            </w:r>
+          </w:p>
+        </w:tc>
+        <w:tc>
+          <w:tcPr>
+            <w:tcW w:w="566" w:type="dxa"/>
             <w:tcBorders/>
             <w:vAlign w:val="center"/>
           </w:tcPr>
           <w:p>
             <w:pPr>
               <w:pStyle w:val="Normal"/>
+              <w:suppressAutoHyphens w:val="true"/>
               <w:spacing w:before="0" w:after="0"/>
               <w:jc w:val="center"/>
               <w:rPr>
@@ -2755,20 +2770,20 @@
                 <w:bCs/>
                 <w:sz w:val="24"/>
                 <w:szCs w:val="24"/>
-                <w:lang w:eastAsia="en-US" w:bidi="ar-SA"/>
-              </w:rPr>
-            </w:r>
-          </w:p>
-        </w:tc>
-        <w:tc>
-          <w:tcPr>
-            <w:tcW w:w="568" w:type="dxa"/>
+              </w:rPr>
+            </w:r>
+          </w:p>
+        </w:tc>
+        <w:tc>
+          <w:tcPr>
+            <w:tcW w:w="569" w:type="dxa"/>
             <w:tcBorders/>
             <w:vAlign w:val="center"/>
           </w:tcPr>
           <w:p>
             <w:pPr>
               <w:pStyle w:val="Normal"/>
+              <w:suppressAutoHyphens w:val="true"/>
               <w:spacing w:before="0" w:after="0"/>
               <w:jc w:val="center"/>
               <w:rPr>
@@ -2782,7 +2797,6 @@
                 <w:bCs/>
                 <w:sz w:val="24"/>
                 <w:szCs w:val="24"/>
-                <w:lang w:eastAsia="en-US" w:bidi="ar-SA"/>
               </w:rPr>
             </w:r>
           </w:p>
@@ -2796,6 +2810,7 @@
           <w:p>
             <w:pPr>
               <w:pStyle w:val="Normal"/>
+              <w:suppressAutoHyphens w:val="true"/>
               <w:spacing w:before="0" w:after="0"/>
               <w:jc w:val="center"/>
               <w:rPr>
@@ -2809,7 +2824,6 @@
                 <w:bCs/>
                 <w:sz w:val="24"/>
                 <w:szCs w:val="24"/>
-                <w:lang w:eastAsia="en-US" w:bidi="ar-SA"/>
               </w:rPr>
             </w:r>
           </w:p>
@@ -2819,13 +2833,14 @@
         <w:trPr/>
         <w:tc>
           <w:tcPr>
-            <w:tcW w:w="566" w:type="dxa"/>
+            <w:tcW w:w="565" w:type="dxa"/>
             <w:tcBorders/>
             <w:vAlign w:val="center"/>
           </w:tcPr>
           <w:p>
             <w:pPr>
               <w:pStyle w:val="Normal"/>
+              <w:suppressAutoHyphens w:val="true"/>
               <w:spacing w:before="0" w:after="0"/>
               <w:jc w:val="center"/>
               <w:rPr>
@@ -2847,13 +2862,14 @@
         </w:tc>
         <w:tc>
           <w:tcPr>
-            <w:tcW w:w="2836" w:type="dxa"/>
+            <w:tcW w:w="2837" w:type="dxa"/>
             <w:tcBorders/>
             <w:vAlign w:val="center"/>
           </w:tcPr>
           <w:p>
             <w:pPr>
               <w:pStyle w:val="Normal"/>
+              <w:suppressAutoHyphens w:val="true"/>
               <w:spacing w:before="0" w:after="0"/>
               <w:jc w:val="start"/>
               <w:rPr>
@@ -2882,6 +2898,7 @@
           <w:p>
             <w:pPr>
               <w:pStyle w:val="Normal"/>
+              <w:suppressAutoHyphens w:val="true"/>
               <w:spacing w:before="0" w:after="0"/>
               <w:jc w:val="center"/>
               <w:rPr>
@@ -2904,13 +2921,14 @@
         </w:tc>
         <w:tc>
           <w:tcPr>
-            <w:tcW w:w="566" w:type="dxa"/>
+            <w:tcW w:w="565" w:type="dxa"/>
             <w:tcBorders/>
             <w:vAlign w:val="center"/>
           </w:tcPr>
           <w:p>
             <w:pPr>
               <w:pStyle w:val="Normal"/>
+              <w:suppressAutoHyphens w:val="true"/>
               <w:spacing w:before="0" w:after="0"/>
               <w:jc w:val="center"/>
               <w:rPr>
@@ -2933,13 +2951,14 @@
         </w:tc>
         <w:tc>
           <w:tcPr>
-            <w:tcW w:w="568" w:type="dxa"/>
+            <w:tcW w:w="569" w:type="dxa"/>
             <w:tcBorders/>
             <w:vAlign w:val="center"/>
           </w:tcPr>
           <w:p>
             <w:pPr>
               <w:pStyle w:val="Normal"/>
+              <w:suppressAutoHyphens w:val="true"/>
               <w:spacing w:before="0" w:after="0"/>
               <w:jc w:val="center"/>
               <w:rPr>
@@ -2953,7 +2972,6 @@
                 <w:bCs/>
                 <w:sz w:val="24"/>
                 <w:szCs w:val="24"/>
-                <w:lang w:eastAsia="en-US" w:bidi="ar-SA"/>
               </w:rPr>
             </w:r>
           </w:p>
@@ -2967,6 +2985,7 @@
           <w:p>
             <w:pPr>
               <w:pStyle w:val="Normal"/>
+              <w:suppressAutoHyphens w:val="true"/>
               <w:spacing w:before="0" w:after="0"/>
               <w:jc w:val="center"/>
               <w:rPr>
@@ -2980,7 +2999,6 @@
                 <w:bCs/>
                 <w:sz w:val="24"/>
                 <w:szCs w:val="24"/>
-                <w:lang w:eastAsia="en-US" w:bidi="ar-SA"/>
               </w:rPr>
             </w:r>
           </w:p>
@@ -2994,6 +3012,7 @@
           <w:p>
             <w:pPr>
               <w:pStyle w:val="Normal"/>
+              <w:suppressAutoHyphens w:val="true"/>
               <w:spacing w:before="0" w:after="0"/>
               <w:jc w:val="center"/>
               <w:rPr>
@@ -3007,20 +3026,20 @@
                 <w:bCs/>
                 <w:sz w:val="24"/>
                 <w:szCs w:val="24"/>
-                <w:lang w:eastAsia="en-US" w:bidi="ar-SA"/>
-              </w:rPr>
-            </w:r>
-          </w:p>
-        </w:tc>
-        <w:tc>
-          <w:tcPr>
-            <w:tcW w:w="567" w:type="dxa"/>
+              </w:rPr>
+            </w:r>
+          </w:p>
+        </w:tc>
+        <w:tc>
+          <w:tcPr>
+            <w:tcW w:w="566" w:type="dxa"/>
             <w:tcBorders/>
             <w:vAlign w:val="center"/>
           </w:tcPr>
           <w:p>
             <w:pPr>
               <w:pStyle w:val="Normal"/>
+              <w:suppressAutoHyphens w:val="true"/>
               <w:spacing w:before="0" w:after="0"/>
               <w:jc w:val="center"/>
               <w:rPr>
@@ -3034,20 +3053,20 @@
                 <w:bCs/>
                 <w:sz w:val="24"/>
                 <w:szCs w:val="24"/>
-                <w:lang w:eastAsia="en-US" w:bidi="ar-SA"/>
-              </w:rPr>
-            </w:r>
-          </w:p>
-        </w:tc>
-        <w:tc>
-          <w:tcPr>
-            <w:tcW w:w="568" w:type="dxa"/>
+              </w:rPr>
+            </w:r>
+          </w:p>
+        </w:tc>
+        <w:tc>
+          <w:tcPr>
+            <w:tcW w:w="569" w:type="dxa"/>
             <w:tcBorders/>
             <w:vAlign w:val="center"/>
           </w:tcPr>
           <w:p>
             <w:pPr>
               <w:pStyle w:val="Normal"/>
+              <w:suppressAutoHyphens w:val="true"/>
               <w:spacing w:before="0" w:after="0"/>
               <w:jc w:val="center"/>
               <w:rPr>
@@ -3061,7 +3080,6 @@
                 <w:bCs/>
                 <w:sz w:val="24"/>
                 <w:szCs w:val="24"/>
-                <w:lang w:eastAsia="en-US" w:bidi="ar-SA"/>
               </w:rPr>
             </w:r>
           </w:p>
@@ -3075,6 +3093,7 @@
           <w:p>
             <w:pPr>
               <w:pStyle w:val="Normal"/>
+              <w:suppressAutoHyphens w:val="true"/>
               <w:spacing w:before="0" w:after="0"/>
               <w:jc w:val="center"/>
               <w:rPr>
@@ -3088,7 +3107,6 @@
                 <w:bCs/>
                 <w:sz w:val="24"/>
                 <w:szCs w:val="24"/>
-                <w:lang w:eastAsia="en-US" w:bidi="ar-SA"/>
               </w:rPr>
             </w:r>
           </w:p>
@@ -3098,13 +3116,14 @@
         <w:trPr/>
         <w:tc>
           <w:tcPr>
-            <w:tcW w:w="566" w:type="dxa"/>
+            <w:tcW w:w="565" w:type="dxa"/>
             <w:tcBorders/>
             <w:vAlign w:val="center"/>
           </w:tcPr>
           <w:p>
             <w:pPr>
               <w:pStyle w:val="Normal"/>
+              <w:suppressAutoHyphens w:val="true"/>
               <w:spacing w:before="0" w:after="0"/>
               <w:jc w:val="center"/>
               <w:rPr>
@@ -3126,13 +3145,14 @@
         </w:tc>
         <w:tc>
           <w:tcPr>
-            <w:tcW w:w="2836" w:type="dxa"/>
+            <w:tcW w:w="2837" w:type="dxa"/>
             <w:tcBorders/>
             <w:vAlign w:val="center"/>
           </w:tcPr>
           <w:p>
             <w:pPr>
               <w:pStyle w:val="Normal"/>
+              <w:suppressAutoHyphens w:val="true"/>
               <w:spacing w:before="0" w:after="0"/>
               <w:jc w:val="start"/>
               <w:rPr>
@@ -3161,6 +3181,7 @@
           <w:p>
             <w:pPr>
               <w:pStyle w:val="Normal"/>
+              <w:suppressAutoHyphens w:val="true"/>
               <w:spacing w:before="0" w:after="0"/>
               <w:jc w:val="center"/>
               <w:rPr>
@@ -3174,20 +3195,20 @@
                 <w:bCs/>
                 <w:sz w:val="24"/>
                 <w:szCs w:val="24"/>
-                <w:lang w:eastAsia="en-US" w:bidi="ar-SA"/>
-              </w:rPr>
-            </w:r>
-          </w:p>
-        </w:tc>
-        <w:tc>
-          <w:tcPr>
-            <w:tcW w:w="566" w:type="dxa"/>
+              </w:rPr>
+            </w:r>
+          </w:p>
+        </w:tc>
+        <w:tc>
+          <w:tcPr>
+            <w:tcW w:w="565" w:type="dxa"/>
             <w:tcBorders/>
             <w:vAlign w:val="center"/>
           </w:tcPr>
           <w:p>
             <w:pPr>
               <w:pStyle w:val="Normal"/>
+              <w:suppressAutoHyphens w:val="true"/>
               <w:spacing w:before="0" w:after="0"/>
               <w:jc w:val="center"/>
               <w:rPr>
@@ -3210,13 +3231,14 @@
         </w:tc>
         <w:tc>
           <w:tcPr>
-            <w:tcW w:w="568" w:type="dxa"/>
+            <w:tcW w:w="569" w:type="dxa"/>
             <w:tcBorders/>
             <w:vAlign w:val="center"/>
           </w:tcPr>
           <w:p>
             <w:pPr>
               <w:pStyle w:val="Normal"/>
+              <w:suppressAutoHyphens w:val="true"/>
               <w:spacing w:before="0" w:after="0"/>
               <w:jc w:val="center"/>
               <w:rPr>
@@ -3246,6 +3268,7 @@
           <w:p>
             <w:pPr>
               <w:pStyle w:val="Normal"/>
+              <w:suppressAutoHyphens w:val="true"/>
               <w:spacing w:before="0" w:after="0"/>
               <w:jc w:val="center"/>
               <w:rPr>
@@ -3259,7 +3282,6 @@
                 <w:bCs/>
                 <w:sz w:val="24"/>
                 <w:szCs w:val="24"/>
-                <w:lang w:eastAsia="en-US" w:bidi="ar-SA"/>
               </w:rPr>
             </w:r>
           </w:p>
@@ -3273,6 +3295,7 @@
           <w:p>
             <w:pPr>
               <w:pStyle w:val="Normal"/>
+              <w:suppressAutoHyphens w:val="true"/>
               <w:spacing w:before="0" w:after="0"/>
               <w:jc w:val="center"/>
               <w:rPr>
@@ -3286,20 +3309,20 @@
                 <w:bCs/>
                 <w:sz w:val="24"/>
                 <w:szCs w:val="24"/>
-                <w:lang w:eastAsia="en-US" w:bidi="ar-SA"/>
-              </w:rPr>
-            </w:r>
-          </w:p>
-        </w:tc>
-        <w:tc>
-          <w:tcPr>
-            <w:tcW w:w="567" w:type="dxa"/>
+              </w:rPr>
+            </w:r>
+          </w:p>
+        </w:tc>
+        <w:tc>
+          <w:tcPr>
+            <w:tcW w:w="566" w:type="dxa"/>
             <w:tcBorders/>
             <w:vAlign w:val="center"/>
           </w:tcPr>
           <w:p>
             <w:pPr>
               <w:pStyle w:val="Normal"/>
+              <w:suppressAutoHyphens w:val="true"/>
               <w:spacing w:before="0" w:after="0"/>
               <w:jc w:val="center"/>
               <w:rPr>
@@ -3313,20 +3336,20 @@
                 <w:bCs/>
                 <w:sz w:val="24"/>
                 <w:szCs w:val="24"/>
-                <w:lang w:eastAsia="en-US" w:bidi="ar-SA"/>
-              </w:rPr>
-            </w:r>
-          </w:p>
-        </w:tc>
-        <w:tc>
-          <w:tcPr>
-            <w:tcW w:w="568" w:type="dxa"/>
+              </w:rPr>
+            </w:r>
+          </w:p>
+        </w:tc>
+        <w:tc>
+          <w:tcPr>
+            <w:tcW w:w="569" w:type="dxa"/>
             <w:tcBorders/>
             <w:vAlign w:val="center"/>
           </w:tcPr>
           <w:p>
             <w:pPr>
               <w:pStyle w:val="Normal"/>
+              <w:suppressAutoHyphens w:val="true"/>
               <w:spacing w:before="0" w:after="0"/>
               <w:jc w:val="center"/>
               <w:rPr>
@@ -3340,7 +3363,6 @@
                 <w:bCs/>
                 <w:sz w:val="24"/>
                 <w:szCs w:val="24"/>
-                <w:lang w:eastAsia="en-US" w:bidi="ar-SA"/>
               </w:rPr>
             </w:r>
           </w:p>
@@ -3354,6 +3376,7 @@
           <w:p>
             <w:pPr>
               <w:pStyle w:val="Normal"/>
+              <w:suppressAutoHyphens w:val="true"/>
               <w:spacing w:before="0" w:after="0"/>
               <w:jc w:val="center"/>
               <w:rPr>
@@ -3367,7 +3390,6 @@
                 <w:bCs/>
                 <w:sz w:val="24"/>
                 <w:szCs w:val="24"/>
-                <w:lang w:eastAsia="en-US" w:bidi="ar-SA"/>
               </w:rPr>
             </w:r>
           </w:p>
@@ -3377,13 +3399,14 @@
         <w:trPr/>
         <w:tc>
           <w:tcPr>
-            <w:tcW w:w="566" w:type="dxa"/>
+            <w:tcW w:w="565" w:type="dxa"/>
             <w:tcBorders/>
             <w:vAlign w:val="center"/>
           </w:tcPr>
           <w:p>
             <w:pPr>
               <w:pStyle w:val="Normal"/>
+              <w:suppressAutoHyphens w:val="true"/>
               <w:spacing w:before="0" w:after="0"/>
               <w:jc w:val="center"/>
               <w:rPr>
@@ -3405,13 +3428,14 @@
         </w:tc>
         <w:tc>
           <w:tcPr>
-            <w:tcW w:w="2836" w:type="dxa"/>
+            <w:tcW w:w="2837" w:type="dxa"/>
             <w:tcBorders/>
             <w:vAlign w:val="center"/>
           </w:tcPr>
           <w:p>
             <w:pPr>
               <w:pStyle w:val="Normal"/>
+              <w:suppressAutoHyphens w:val="true"/>
               <w:spacing w:before="0" w:after="0"/>
               <w:jc w:val="start"/>
               <w:rPr>
@@ -3440,6 +3464,7 @@
           <w:p>
             <w:pPr>
               <w:pStyle w:val="Normal"/>
+              <w:suppressAutoHyphens w:val="true"/>
               <w:spacing w:before="0" w:after="0"/>
               <w:jc w:val="center"/>
               <w:rPr>
@@ -3453,20 +3478,20 @@
                 <w:bCs/>
                 <w:sz w:val="24"/>
                 <w:szCs w:val="24"/>
-                <w:lang w:eastAsia="en-US" w:bidi="ar-SA"/>
-              </w:rPr>
-            </w:r>
-          </w:p>
-        </w:tc>
-        <w:tc>
-          <w:tcPr>
-            <w:tcW w:w="566" w:type="dxa"/>
+              </w:rPr>
+            </w:r>
+          </w:p>
+        </w:tc>
+        <w:tc>
+          <w:tcPr>
+            <w:tcW w:w="565" w:type="dxa"/>
             <w:tcBorders/>
             <w:vAlign w:val="center"/>
           </w:tcPr>
           <w:p>
             <w:pPr>
               <w:pStyle w:val="Normal"/>
+              <w:suppressAutoHyphens w:val="true"/>
               <w:spacing w:before="0" w:after="0"/>
               <w:jc w:val="center"/>
               <w:rPr>
@@ -3480,20 +3505,20 @@
                 <w:bCs/>
                 <w:sz w:val="24"/>
                 <w:szCs w:val="24"/>
-                <w:lang w:eastAsia="en-US" w:bidi="ar-SA"/>
-              </w:rPr>
-            </w:r>
-          </w:p>
-        </w:tc>
-        <w:tc>
-          <w:tcPr>
-            <w:tcW w:w="568" w:type="dxa"/>
+              </w:rPr>
+            </w:r>
+          </w:p>
+        </w:tc>
+        <w:tc>
+          <w:tcPr>
+            <w:tcW w:w="569" w:type="dxa"/>
             <w:tcBorders/>
             <w:vAlign w:val="center"/>
           </w:tcPr>
           <w:p>
             <w:pPr>
               <w:pStyle w:val="Normal"/>
+              <w:suppressAutoHyphens w:val="true"/>
               <w:spacing w:before="0" w:after="0"/>
               <w:jc w:val="center"/>
               <w:rPr>
@@ -3523,6 +3548,7 @@
           <w:p>
             <w:pPr>
               <w:pStyle w:val="Normal"/>
+              <w:suppressAutoHyphens w:val="true"/>
               <w:spacing w:before="0" w:after="0"/>
               <w:jc w:val="center"/>
               <w:rPr>
@@ -3552,6 +3578,7 @@
           <w:p>
             <w:pPr>
               <w:pStyle w:val="Normal"/>
+              <w:suppressAutoHyphens w:val="true"/>
               <w:spacing w:before="0" w:after="0"/>
               <w:jc w:val="center"/>
               <w:rPr>
@@ -3565,20 +3592,20 @@
                 <w:bCs/>
                 <w:sz w:val="24"/>
                 <w:szCs w:val="24"/>
-                <w:lang w:eastAsia="en-US" w:bidi="ar-SA"/>
-              </w:rPr>
-            </w:r>
-          </w:p>
-        </w:tc>
-        <w:tc>
-          <w:tcPr>
-            <w:tcW w:w="567" w:type="dxa"/>
+              </w:rPr>
+            </w:r>
+          </w:p>
+        </w:tc>
+        <w:tc>
+          <w:tcPr>
+            <w:tcW w:w="566" w:type="dxa"/>
             <w:tcBorders/>
             <w:vAlign w:val="center"/>
           </w:tcPr>
           <w:p>
             <w:pPr>
               <w:pStyle w:val="Normal"/>
+              <w:suppressAutoHyphens w:val="true"/>
               <w:spacing w:before="0" w:after="0"/>
               <w:jc w:val="center"/>
               <w:rPr>
@@ -3592,20 +3619,20 @@
                 <w:bCs/>
                 <w:sz w:val="24"/>
                 <w:szCs w:val="24"/>
-                <w:lang w:eastAsia="en-US" w:bidi="ar-SA"/>
-              </w:rPr>
-            </w:r>
-          </w:p>
-        </w:tc>
-        <w:tc>
-          <w:tcPr>
-            <w:tcW w:w="568" w:type="dxa"/>
+              </w:rPr>
+            </w:r>
+          </w:p>
+        </w:tc>
+        <w:tc>
+          <w:tcPr>
+            <w:tcW w:w="569" w:type="dxa"/>
             <w:tcBorders/>
             <w:vAlign w:val="center"/>
           </w:tcPr>
           <w:p>
             <w:pPr>
               <w:pStyle w:val="Normal"/>
+              <w:suppressAutoHyphens w:val="true"/>
               <w:spacing w:before="0" w:after="0"/>
               <w:jc w:val="center"/>
               <w:rPr>
@@ -3619,7 +3646,6 @@
                 <w:bCs/>
                 <w:sz w:val="24"/>
                 <w:szCs w:val="24"/>
-                <w:lang w:eastAsia="en-US" w:bidi="ar-SA"/>
               </w:rPr>
             </w:r>
           </w:p>
@@ -3633,6 +3659,7 @@
           <w:p>
             <w:pPr>
               <w:pStyle w:val="Normal"/>
+              <w:suppressAutoHyphens w:val="true"/>
               <w:spacing w:before="0" w:after="0"/>
               <w:jc w:val="center"/>
               <w:rPr>
@@ -3646,7 +3673,6 @@
                 <w:bCs/>
                 <w:sz w:val="24"/>
                 <w:szCs w:val="24"/>
-                <w:lang w:eastAsia="en-US" w:bidi="ar-SA"/>
               </w:rPr>
             </w:r>
           </w:p>
@@ -3656,13 +3682,14 @@
         <w:trPr/>
         <w:tc>
           <w:tcPr>
-            <w:tcW w:w="566" w:type="dxa"/>
+            <w:tcW w:w="565" w:type="dxa"/>
             <w:tcBorders/>
             <w:vAlign w:val="center"/>
           </w:tcPr>
           <w:p>
             <w:pPr>
               <w:pStyle w:val="Normal"/>
+              <w:suppressAutoHyphens w:val="true"/>
               <w:spacing w:before="0" w:after="0"/>
               <w:jc w:val="center"/>
               <w:rPr>
@@ -3684,13 +3711,14 @@
         </w:tc>
         <w:tc>
           <w:tcPr>
-            <w:tcW w:w="2836" w:type="dxa"/>
+            <w:tcW w:w="2837" w:type="dxa"/>
             <w:tcBorders/>
             <w:vAlign w:val="center"/>
           </w:tcPr>
           <w:p>
             <w:pPr>
               <w:pStyle w:val="Normal"/>
+              <w:suppressAutoHyphens w:val="true"/>
               <w:spacing w:before="0" w:after="0"/>
               <w:jc w:val="start"/>
               <w:rPr>
@@ -3719,6 +3747,7 @@
           <w:p>
             <w:pPr>
               <w:pStyle w:val="Normal"/>
+              <w:suppressAutoHyphens w:val="true"/>
               <w:spacing w:before="0" w:after="0"/>
               <w:jc w:val="center"/>
               <w:rPr>
@@ -3732,20 +3761,20 @@
                 <w:bCs/>
                 <w:sz w:val="24"/>
                 <w:szCs w:val="24"/>
-                <w:lang w:eastAsia="en-US" w:bidi="ar-SA"/>
-              </w:rPr>
-            </w:r>
-          </w:p>
-        </w:tc>
-        <w:tc>
-          <w:tcPr>
-            <w:tcW w:w="566" w:type="dxa"/>
+              </w:rPr>
+            </w:r>
+          </w:p>
+        </w:tc>
+        <w:tc>
+          <w:tcPr>
+            <w:tcW w:w="565" w:type="dxa"/>
             <w:tcBorders/>
             <w:vAlign w:val="center"/>
           </w:tcPr>
           <w:p>
             <w:pPr>
               <w:pStyle w:val="Normal"/>
+              <w:suppressAutoHyphens w:val="true"/>
               <w:spacing w:before="0" w:after="0"/>
               <w:jc w:val="center"/>
               <w:rPr>
@@ -3759,20 +3788,20 @@
                 <w:bCs/>
                 <w:sz w:val="24"/>
                 <w:szCs w:val="24"/>
-                <w:lang w:eastAsia="en-US" w:bidi="ar-SA"/>
-              </w:rPr>
-            </w:r>
-          </w:p>
-        </w:tc>
-        <w:tc>
-          <w:tcPr>
-            <w:tcW w:w="568" w:type="dxa"/>
+              </w:rPr>
+            </w:r>
+          </w:p>
+        </w:tc>
+        <w:tc>
+          <w:tcPr>
+            <w:tcW w:w="569" w:type="dxa"/>
             <w:tcBorders/>
             <w:vAlign w:val="center"/>
           </w:tcPr>
           <w:p>
             <w:pPr>
               <w:pStyle w:val="Normal"/>
+              <w:suppressAutoHyphens w:val="true"/>
               <w:spacing w:before="0" w:after="0"/>
               <w:jc w:val="center"/>
               <w:rPr>
@@ -3802,6 +3831,7 @@
           <w:p>
             <w:pPr>
               <w:pStyle w:val="Normal"/>
+              <w:suppressAutoHyphens w:val="true"/>
               <w:spacing w:before="0" w:after="0"/>
               <w:jc w:val="center"/>
               <w:rPr>
@@ -3831,6 +3861,7 @@
           <w:p>
             <w:pPr>
               <w:pStyle w:val="Normal"/>
+              <w:suppressAutoHyphens w:val="true"/>
               <w:spacing w:before="0" w:after="0"/>
               <w:jc w:val="center"/>
               <w:rPr>
@@ -3844,20 +3875,20 @@
                 <w:bCs/>
                 <w:sz w:val="24"/>
                 <w:szCs w:val="24"/>
-                <w:lang w:eastAsia="en-US" w:bidi="ar-SA"/>
-              </w:rPr>
-            </w:r>
-          </w:p>
-        </w:tc>
-        <w:tc>
-          <w:tcPr>
-            <w:tcW w:w="567" w:type="dxa"/>
+              </w:rPr>
+            </w:r>
+          </w:p>
+        </w:tc>
+        <w:tc>
+          <w:tcPr>
+            <w:tcW w:w="566" w:type="dxa"/>
             <w:tcBorders/>
             <w:vAlign w:val="center"/>
           </w:tcPr>
           <w:p>
             <w:pPr>
               <w:pStyle w:val="Normal"/>
+              <w:suppressAutoHyphens w:val="true"/>
               <w:spacing w:before="0" w:after="0"/>
               <w:jc w:val="center"/>
               <w:rPr>
@@ -3871,20 +3902,20 @@
                 <w:bCs/>
                 <w:sz w:val="24"/>
                 <w:szCs w:val="24"/>
-                <w:lang w:eastAsia="en-US" w:bidi="ar-SA"/>
-              </w:rPr>
-            </w:r>
-          </w:p>
-        </w:tc>
-        <w:tc>
-          <w:tcPr>
-            <w:tcW w:w="568" w:type="dxa"/>
+              </w:rPr>
+            </w:r>
+          </w:p>
+        </w:tc>
+        <w:tc>
+          <w:tcPr>
+            <w:tcW w:w="569" w:type="dxa"/>
             <w:tcBorders/>
             <w:vAlign w:val="center"/>
           </w:tcPr>
           <w:p>
             <w:pPr>
               <w:pStyle w:val="Normal"/>
+              <w:suppressAutoHyphens w:val="true"/>
               <w:spacing w:before="0" w:after="0"/>
               <w:jc w:val="center"/>
               <w:rPr>
@@ -3898,7 +3929,6 @@
                 <w:bCs/>
                 <w:sz w:val="24"/>
                 <w:szCs w:val="24"/>
-                <w:lang w:eastAsia="en-US" w:bidi="ar-SA"/>
               </w:rPr>
             </w:r>
           </w:p>
@@ -3912,6 +3942,7 @@
           <w:p>
             <w:pPr>
               <w:pStyle w:val="Normal"/>
+              <w:suppressAutoHyphens w:val="true"/>
               <w:spacing w:before="0" w:after="0"/>
               <w:jc w:val="center"/>
               <w:rPr>
@@ -3925,7 +3956,6 @@
                 <w:bCs/>
                 <w:sz w:val="24"/>
                 <w:szCs w:val="24"/>
-                <w:lang w:eastAsia="en-US" w:bidi="ar-SA"/>
               </w:rPr>
             </w:r>
           </w:p>
@@ -3935,13 +3965,14 @@
         <w:trPr/>
         <w:tc>
           <w:tcPr>
-            <w:tcW w:w="566" w:type="dxa"/>
+            <w:tcW w:w="565" w:type="dxa"/>
             <w:tcBorders/>
             <w:vAlign w:val="center"/>
           </w:tcPr>
           <w:p>
             <w:pPr>
               <w:pStyle w:val="Normal"/>
+              <w:suppressAutoHyphens w:val="true"/>
               <w:spacing w:before="0" w:after="0"/>
               <w:jc w:val="center"/>
               <w:rPr>
@@ -3963,13 +3994,14 @@
         </w:tc>
         <w:tc>
           <w:tcPr>
-            <w:tcW w:w="2836" w:type="dxa"/>
+            <w:tcW w:w="2837" w:type="dxa"/>
             <w:tcBorders/>
             <w:vAlign w:val="center"/>
           </w:tcPr>
           <w:p>
             <w:pPr>
               <w:pStyle w:val="Normal"/>
+              <w:suppressAutoHyphens w:val="true"/>
               <w:spacing w:before="0" w:after="0"/>
               <w:jc w:val="start"/>
               <w:rPr>
@@ -3998,6 +4030,7 @@
           <w:p>
             <w:pPr>
               <w:pStyle w:val="Normal"/>
+              <w:suppressAutoHyphens w:val="true"/>
               <w:spacing w:before="0" w:after="0"/>
               <w:jc w:val="center"/>
               <w:rPr>
@@ -4011,20 +4044,20 @@
                 <w:bCs/>
                 <w:sz w:val="24"/>
                 <w:szCs w:val="24"/>
-                <w:lang w:eastAsia="en-US" w:bidi="ar-SA"/>
-              </w:rPr>
-            </w:r>
-          </w:p>
-        </w:tc>
-        <w:tc>
-          <w:tcPr>
-            <w:tcW w:w="566" w:type="dxa"/>
+              </w:rPr>
+            </w:r>
+          </w:p>
+        </w:tc>
+        <w:tc>
+          <w:tcPr>
+            <w:tcW w:w="565" w:type="dxa"/>
             <w:tcBorders/>
             <w:vAlign w:val="center"/>
           </w:tcPr>
           <w:p>
             <w:pPr>
               <w:pStyle w:val="Normal"/>
+              <w:suppressAutoHyphens w:val="true"/>
               <w:spacing w:before="0" w:after="0"/>
               <w:jc w:val="center"/>
               <w:rPr>
@@ -4038,20 +4071,20 @@
                 <w:bCs/>
                 <w:sz w:val="24"/>
                 <w:szCs w:val="24"/>
-                <w:lang w:eastAsia="en-US" w:bidi="ar-SA"/>
-              </w:rPr>
-            </w:r>
-          </w:p>
-        </w:tc>
-        <w:tc>
-          <w:tcPr>
-            <w:tcW w:w="568" w:type="dxa"/>
+              </w:rPr>
+            </w:r>
+          </w:p>
+        </w:tc>
+        <w:tc>
+          <w:tcPr>
+            <w:tcW w:w="569" w:type="dxa"/>
             <w:tcBorders/>
             <w:vAlign w:val="center"/>
           </w:tcPr>
           <w:p>
             <w:pPr>
               <w:pStyle w:val="Normal"/>
+              <w:suppressAutoHyphens w:val="true"/>
               <w:spacing w:before="0" w:after="0"/>
               <w:jc w:val="center"/>
               <w:rPr>
@@ -4065,7 +4098,6 @@
                 <w:bCs/>
                 <w:sz w:val="24"/>
                 <w:szCs w:val="24"/>
-                <w:lang w:eastAsia="en-US" w:bidi="ar-SA"/>
               </w:rPr>
             </w:r>
           </w:p>
@@ -4079,6 +4111,7 @@
           <w:p>
             <w:pPr>
               <w:pStyle w:val="Normal"/>
+              <w:suppressAutoHyphens w:val="true"/>
               <w:spacing w:before="0" w:after="0"/>
               <w:jc w:val="center"/>
               <w:rPr>
@@ -4108,6 +4141,7 @@
           <w:p>
             <w:pPr>
               <w:pStyle w:val="Normal"/>
+              <w:suppressAutoHyphens w:val="true"/>
               <w:spacing w:before="0" w:after="0"/>
               <w:jc w:val="center"/>
               <w:rPr>
@@ -4130,13 +4164,14 @@
         </w:tc>
         <w:tc>
           <w:tcPr>
-            <w:tcW w:w="567" w:type="dxa"/>
+            <w:tcW w:w="566" w:type="dxa"/>
             <w:tcBorders/>
             <w:vAlign w:val="center"/>
           </w:tcPr>
           <w:p>
             <w:pPr>
               <w:pStyle w:val="Normal"/>
+              <w:suppressAutoHyphens w:val="true"/>
               <w:spacing w:before="0" w:after="0"/>
               <w:jc w:val="center"/>
               <w:rPr>
@@ -4150,20 +4185,20 @@
                 <w:bCs/>
                 <w:sz w:val="24"/>
                 <w:szCs w:val="24"/>
-                <w:lang w:eastAsia="en-US" w:bidi="ar-SA"/>
-              </w:rPr>
-            </w:r>
-          </w:p>
-        </w:tc>
-        <w:tc>
-          <w:tcPr>
-            <w:tcW w:w="568" w:type="dxa"/>
+              </w:rPr>
+            </w:r>
+          </w:p>
+        </w:tc>
+        <w:tc>
+          <w:tcPr>
+            <w:tcW w:w="569" w:type="dxa"/>
             <w:tcBorders/>
             <w:vAlign w:val="center"/>
           </w:tcPr>
           <w:p>
             <w:pPr>
               <w:pStyle w:val="Normal"/>
+              <w:suppressAutoHyphens w:val="true"/>
               <w:spacing w:before="0" w:after="0"/>
               <w:jc w:val="center"/>
               <w:rPr>
@@ -4177,7 +4212,6 @@
                 <w:bCs/>
                 <w:sz w:val="24"/>
                 <w:szCs w:val="24"/>
-                <w:lang w:eastAsia="en-US" w:bidi="ar-SA"/>
               </w:rPr>
             </w:r>
           </w:p>
@@ -4191,6 +4225,7 @@
           <w:p>
             <w:pPr>
               <w:pStyle w:val="Normal"/>
+              <w:suppressAutoHyphens w:val="true"/>
               <w:spacing w:before="0" w:after="0"/>
               <w:jc w:val="center"/>
               <w:rPr>
@@ -4204,7 +4239,6 @@
                 <w:bCs/>
                 <w:sz w:val="24"/>
                 <w:szCs w:val="24"/>
-                <w:lang w:eastAsia="en-US" w:bidi="ar-SA"/>
               </w:rPr>
             </w:r>
           </w:p>
@@ -4214,13 +4248,14 @@
         <w:trPr/>
         <w:tc>
           <w:tcPr>
-            <w:tcW w:w="566" w:type="dxa"/>
+            <w:tcW w:w="565" w:type="dxa"/>
             <w:tcBorders/>
             <w:vAlign w:val="center"/>
           </w:tcPr>
           <w:p>
             <w:pPr>
               <w:pStyle w:val="Normal"/>
+              <w:suppressAutoHyphens w:val="true"/>
               <w:spacing w:before="0" w:after="0"/>
               <w:jc w:val="center"/>
               <w:rPr>
@@ -4242,13 +4277,14 @@
         </w:tc>
         <w:tc>
           <w:tcPr>
-            <w:tcW w:w="2836" w:type="dxa"/>
+            <w:tcW w:w="2837" w:type="dxa"/>
             <w:tcBorders/>
             <w:vAlign w:val="center"/>
           </w:tcPr>
           <w:p>
             <w:pPr>
               <w:pStyle w:val="Normal"/>
+              <w:suppressAutoHyphens w:val="true"/>
               <w:spacing w:before="0" w:after="0"/>
               <w:jc w:val="start"/>
               <w:rPr>
@@ -4277,6 +4313,7 @@
           <w:p>
             <w:pPr>
               <w:pStyle w:val="Normal"/>
+              <w:suppressAutoHyphens w:val="true"/>
               <w:spacing w:before="0" w:after="0"/>
               <w:jc w:val="center"/>
               <w:rPr>
@@ -4290,20 +4327,20 @@
                 <w:bCs/>
                 <w:sz w:val="24"/>
                 <w:szCs w:val="24"/>
-                <w:lang w:eastAsia="en-US" w:bidi="ar-SA"/>
-              </w:rPr>
-            </w:r>
-          </w:p>
-        </w:tc>
-        <w:tc>
-          <w:tcPr>
-            <w:tcW w:w="566" w:type="dxa"/>
+              </w:rPr>
+            </w:r>
+          </w:p>
+        </w:tc>
+        <w:tc>
+          <w:tcPr>
+            <w:tcW w:w="565" w:type="dxa"/>
             <w:tcBorders/>
             <w:vAlign w:val="center"/>
           </w:tcPr>
           <w:p>
             <w:pPr>
               <w:pStyle w:val="Normal"/>
+              <w:suppressAutoHyphens w:val="true"/>
               <w:spacing w:before="0" w:after="0"/>
               <w:jc w:val="center"/>
               <w:rPr>
@@ -4317,20 +4354,20 @@
                 <w:bCs/>
                 <w:sz w:val="24"/>
                 <w:szCs w:val="24"/>
-                <w:lang w:eastAsia="en-US" w:bidi="ar-SA"/>
-              </w:rPr>
-            </w:r>
-          </w:p>
-        </w:tc>
-        <w:tc>
-          <w:tcPr>
-            <w:tcW w:w="568" w:type="dxa"/>
+              </w:rPr>
+            </w:r>
+          </w:p>
+        </w:tc>
+        <w:tc>
+          <w:tcPr>
+            <w:tcW w:w="569" w:type="dxa"/>
             <w:tcBorders/>
             <w:vAlign w:val="center"/>
           </w:tcPr>
           <w:p>
             <w:pPr>
               <w:pStyle w:val="Normal"/>
+              <w:suppressAutoHyphens w:val="true"/>
               <w:spacing w:before="0" w:after="0"/>
               <w:jc w:val="center"/>
               <w:rPr>
@@ -4344,7 +4381,6 @@
                 <w:bCs/>
                 <w:sz w:val="24"/>
                 <w:szCs w:val="24"/>
-                <w:lang w:eastAsia="en-US" w:bidi="ar-SA"/>
               </w:rPr>
             </w:r>
           </w:p>
@@ -4358,6 +4394,7 @@
           <w:p>
             <w:pPr>
               <w:pStyle w:val="Normal"/>
+              <w:suppressAutoHyphens w:val="true"/>
               <w:spacing w:before="0" w:after="0"/>
               <w:jc w:val="center"/>
               <w:rPr>
@@ -4387,6 +4424,7 @@
           <w:p>
             <w:pPr>
               <w:pStyle w:val="Normal"/>
+              <w:suppressAutoHyphens w:val="true"/>
               <w:spacing w:before="0" w:after="0"/>
               <w:jc w:val="center"/>
               <w:rPr>
@@ -4409,13 +4447,14 @@
         </w:tc>
         <w:tc>
           <w:tcPr>
-            <w:tcW w:w="567" w:type="dxa"/>
+            <w:tcW w:w="566" w:type="dxa"/>
             <w:tcBorders/>
             <w:vAlign w:val="center"/>
           </w:tcPr>
           <w:p>
             <w:pPr>
               <w:pStyle w:val="Normal"/>
+              <w:suppressAutoHyphens w:val="true"/>
               <w:spacing w:before="0" w:after="0"/>
               <w:jc w:val="center"/>
               <w:rPr>
@@ -4429,20 +4468,20 @@
                 <w:bCs/>
                 <w:sz w:val="24"/>
                 <w:szCs w:val="24"/>
-                <w:lang w:eastAsia="en-US" w:bidi="ar-SA"/>
-              </w:rPr>
-            </w:r>
-          </w:p>
-        </w:tc>
-        <w:tc>
-          <w:tcPr>
-            <w:tcW w:w="568" w:type="dxa"/>
+              </w:rPr>
+            </w:r>
+          </w:p>
+        </w:tc>
+        <w:tc>
+          <w:tcPr>
+            <w:tcW w:w="569" w:type="dxa"/>
             <w:tcBorders/>
             <w:vAlign w:val="center"/>
           </w:tcPr>
           <w:p>
             <w:pPr>
               <w:pStyle w:val="Normal"/>
+              <w:suppressAutoHyphens w:val="true"/>
               <w:spacing w:before="0" w:after="0"/>
               <w:jc w:val="center"/>
               <w:rPr>
@@ -4456,7 +4495,6 @@
                 <w:bCs/>
                 <w:sz w:val="24"/>
                 <w:szCs w:val="24"/>
-                <w:lang w:eastAsia="en-US" w:bidi="ar-SA"/>
               </w:rPr>
             </w:r>
           </w:p>
@@ -4470,6 +4508,7 @@
           <w:p>
             <w:pPr>
               <w:pStyle w:val="Normal"/>
+              <w:suppressAutoHyphens w:val="true"/>
               <w:spacing w:before="0" w:after="0"/>
               <w:jc w:val="center"/>
               <w:rPr>
@@ -4483,7 +4522,6 @@
                 <w:bCs/>
                 <w:sz w:val="24"/>
                 <w:szCs w:val="24"/>
-                <w:lang w:eastAsia="en-US" w:bidi="ar-SA"/>
               </w:rPr>
             </w:r>
           </w:p>
@@ -4493,13 +4531,14 @@
         <w:trPr/>
         <w:tc>
           <w:tcPr>
-            <w:tcW w:w="566" w:type="dxa"/>
+            <w:tcW w:w="565" w:type="dxa"/>
             <w:tcBorders/>
             <w:vAlign w:val="center"/>
           </w:tcPr>
           <w:p>
             <w:pPr>
               <w:pStyle w:val="Normal"/>
+              <w:suppressAutoHyphens w:val="true"/>
               <w:spacing w:before="0" w:after="0"/>
               <w:jc w:val="center"/>
               <w:rPr>
@@ -4521,13 +4560,14 @@
         </w:tc>
         <w:tc>
           <w:tcPr>
-            <w:tcW w:w="2836" w:type="dxa"/>
+            <w:tcW w:w="2837" w:type="dxa"/>
             <w:tcBorders/>
             <w:vAlign w:val="center"/>
           </w:tcPr>
           <w:p>
             <w:pPr>
               <w:pStyle w:val="Normal"/>
+              <w:suppressAutoHyphens w:val="true"/>
               <w:spacing w:before="0" w:after="0"/>
               <w:jc w:val="start"/>
               <w:rPr>
@@ -4556,6 +4596,7 @@
           <w:p>
             <w:pPr>
               <w:pStyle w:val="Normal"/>
+              <w:suppressAutoHyphens w:val="true"/>
               <w:spacing w:before="0" w:after="0"/>
               <w:jc w:val="center"/>
               <w:rPr>
@@ -4569,20 +4610,20 @@
                 <w:bCs/>
                 <w:sz w:val="24"/>
                 <w:szCs w:val="24"/>
-                <w:lang w:eastAsia="en-US" w:bidi="ar-SA"/>
-              </w:rPr>
-            </w:r>
-          </w:p>
-        </w:tc>
-        <w:tc>
-          <w:tcPr>
-            <w:tcW w:w="566" w:type="dxa"/>
+              </w:rPr>
+            </w:r>
+          </w:p>
+        </w:tc>
+        <w:tc>
+          <w:tcPr>
+            <w:tcW w:w="565" w:type="dxa"/>
             <w:tcBorders/>
             <w:vAlign w:val="center"/>
           </w:tcPr>
           <w:p>
             <w:pPr>
               <w:pStyle w:val="Normal"/>
+              <w:suppressAutoHyphens w:val="true"/>
               <w:spacing w:before="0" w:after="0"/>
               <w:jc w:val="center"/>
               <w:rPr>
@@ -4596,20 +4637,20 @@
                 <w:bCs/>
                 <w:sz w:val="24"/>
                 <w:szCs w:val="24"/>
-                <w:lang w:eastAsia="en-US" w:bidi="ar-SA"/>
-              </w:rPr>
-            </w:r>
-          </w:p>
-        </w:tc>
-        <w:tc>
-          <w:tcPr>
-            <w:tcW w:w="568" w:type="dxa"/>
+              </w:rPr>
+            </w:r>
+          </w:p>
+        </w:tc>
+        <w:tc>
+          <w:tcPr>
+            <w:tcW w:w="569" w:type="dxa"/>
             <w:tcBorders/>
             <w:vAlign w:val="center"/>
           </w:tcPr>
           <w:p>
             <w:pPr>
               <w:pStyle w:val="Normal"/>
+              <w:suppressAutoHyphens w:val="true"/>
               <w:spacing w:before="0" w:after="0"/>
               <w:jc w:val="center"/>
               <w:rPr>
@@ -4623,7 +4664,6 @@
                 <w:bCs/>
                 <w:sz w:val="24"/>
                 <w:szCs w:val="24"/>
-                <w:lang w:eastAsia="en-US" w:bidi="ar-SA"/>
               </w:rPr>
             </w:r>
           </w:p>
@@ -4637,6 +4677,7 @@
           <w:p>
             <w:pPr>
               <w:pStyle w:val="Normal"/>
+              <w:suppressAutoHyphens w:val="true"/>
               <w:spacing w:before="0" w:after="0"/>
               <w:jc w:val="center"/>
               <w:rPr>
@@ -4650,7 +4691,6 @@
                 <w:bCs/>
                 <w:sz w:val="24"/>
                 <w:szCs w:val="24"/>
-                <w:lang w:eastAsia="en-US" w:bidi="ar-SA"/>
               </w:rPr>
             </w:r>
           </w:p>
@@ -4664,6 +4704,7 @@
           <w:p>
             <w:pPr>
               <w:pStyle w:val="Normal"/>
+              <w:suppressAutoHyphens w:val="true"/>
               <w:spacing w:before="0" w:after="0"/>
               <w:jc w:val="center"/>
               <w:rPr>
@@ -4686,13 +4727,14 @@
         </w:tc>
         <w:tc>
           <w:tcPr>
-            <w:tcW w:w="567" w:type="dxa"/>
+            <w:tcW w:w="566" w:type="dxa"/>
             <w:tcBorders/>
             <w:vAlign w:val="center"/>
           </w:tcPr>
           <w:p>
             <w:pPr>
               <w:pStyle w:val="Normal"/>
+              <w:suppressAutoHyphens w:val="true"/>
               <w:spacing w:before="0" w:after="0"/>
               <w:jc w:val="center"/>
               <w:rPr>
@@ -4715,13 +4757,14 @@
         </w:tc>
         <w:tc>
           <w:tcPr>
-            <w:tcW w:w="568" w:type="dxa"/>
+            <w:tcW w:w="569" w:type="dxa"/>
             <w:tcBorders/>
             <w:vAlign w:val="center"/>
           </w:tcPr>
           <w:p>
             <w:pPr>
               <w:pStyle w:val="Normal"/>
+              <w:suppressAutoHyphens w:val="true"/>
               <w:spacing w:before="0" w:after="0"/>
               <w:jc w:val="center"/>
               <w:rPr>
@@ -4735,7 +4778,6 @@
                 <w:bCs/>
                 <w:sz w:val="24"/>
                 <w:szCs w:val="24"/>
-                <w:lang w:eastAsia="en-US" w:bidi="ar-SA"/>
               </w:rPr>
             </w:r>
           </w:p>
@@ -4749,6 +4791,7 @@
           <w:p>
             <w:pPr>
               <w:pStyle w:val="Normal"/>
+              <w:suppressAutoHyphens w:val="true"/>
               <w:spacing w:before="0" w:after="0"/>
               <w:jc w:val="center"/>
               <w:rPr>
@@ -4762,7 +4805,6 @@
                 <w:bCs/>
                 <w:sz w:val="24"/>
                 <w:szCs w:val="24"/>
-                <w:lang w:eastAsia="en-US" w:bidi="ar-SA"/>
               </w:rPr>
             </w:r>
           </w:p>
@@ -4772,13 +4814,14 @@
         <w:trPr/>
         <w:tc>
           <w:tcPr>
-            <w:tcW w:w="566" w:type="dxa"/>
+            <w:tcW w:w="565" w:type="dxa"/>
             <w:tcBorders/>
             <w:vAlign w:val="center"/>
           </w:tcPr>
           <w:p>
             <w:pPr>
               <w:pStyle w:val="Normal"/>
+              <w:suppressAutoHyphens w:val="true"/>
               <w:spacing w:before="0" w:after="0"/>
               <w:jc w:val="center"/>
               <w:rPr>
@@ -4800,13 +4843,14 @@
         </w:tc>
         <w:tc>
           <w:tcPr>
-            <w:tcW w:w="2836" w:type="dxa"/>
+            <w:tcW w:w="2837" w:type="dxa"/>
             <w:tcBorders/>
             <w:vAlign w:val="center"/>
           </w:tcPr>
           <w:p>
             <w:pPr>
               <w:pStyle w:val="Normal"/>
+              <w:suppressAutoHyphens w:val="true"/>
               <w:spacing w:before="0" w:after="0"/>
               <w:jc w:val="start"/>
               <w:rPr>
@@ -4835,6 +4879,7 @@
           <w:p>
             <w:pPr>
               <w:pStyle w:val="Normal"/>
+              <w:suppressAutoHyphens w:val="true"/>
               <w:spacing w:before="0" w:after="0"/>
               <w:jc w:val="center"/>
               <w:rPr>
@@ -4848,20 +4893,20 @@
                 <w:bCs/>
                 <w:sz w:val="24"/>
                 <w:szCs w:val="24"/>
-                <w:lang w:eastAsia="en-US" w:bidi="ar-SA"/>
-              </w:rPr>
-            </w:r>
-          </w:p>
-        </w:tc>
-        <w:tc>
-          <w:tcPr>
-            <w:tcW w:w="566" w:type="dxa"/>
+              </w:rPr>
+            </w:r>
+          </w:p>
+        </w:tc>
+        <w:tc>
+          <w:tcPr>
+            <w:tcW w:w="565" w:type="dxa"/>
             <w:tcBorders/>
             <w:vAlign w:val="center"/>
           </w:tcPr>
           <w:p>
             <w:pPr>
               <w:pStyle w:val="Normal"/>
+              <w:suppressAutoHyphens w:val="true"/>
               <w:spacing w:before="0" w:after="0"/>
               <w:jc w:val="center"/>
               <w:rPr>
@@ -4875,20 +4920,20 @@
                 <w:bCs/>
                 <w:sz w:val="24"/>
                 <w:szCs w:val="24"/>
-                <w:lang w:eastAsia="en-US" w:bidi="ar-SA"/>
-              </w:rPr>
-            </w:r>
-          </w:p>
-        </w:tc>
-        <w:tc>
-          <w:tcPr>
-            <w:tcW w:w="568" w:type="dxa"/>
+              </w:rPr>
+            </w:r>
+          </w:p>
+        </w:tc>
+        <w:tc>
+          <w:tcPr>
+            <w:tcW w:w="569" w:type="dxa"/>
             <w:tcBorders/>
             <w:vAlign w:val="center"/>
           </w:tcPr>
           <w:p>
             <w:pPr>
               <w:pStyle w:val="Normal"/>
+              <w:suppressAutoHyphens w:val="true"/>
               <w:spacing w:before="0" w:after="0"/>
               <w:jc w:val="center"/>
               <w:rPr>
@@ -4902,7 +4947,6 @@
                 <w:bCs/>
                 <w:sz w:val="24"/>
                 <w:szCs w:val="24"/>
-                <w:lang w:eastAsia="en-US" w:bidi="ar-SA"/>
               </w:rPr>
             </w:r>
           </w:p>
@@ -4916,6 +4960,7 @@
           <w:p>
             <w:pPr>
               <w:pStyle w:val="Normal"/>
+              <w:suppressAutoHyphens w:val="true"/>
               <w:spacing w:before="0" w:after="0"/>
               <w:jc w:val="center"/>
               <w:rPr>
@@ -4929,7 +4974,6 @@
                 <w:bCs/>
                 <w:sz w:val="24"/>
                 <w:szCs w:val="24"/>
-                <w:lang w:eastAsia="en-US" w:bidi="ar-SA"/>
               </w:rPr>
             </w:r>
           </w:p>
@@ -4943,6 +4987,7 @@
           <w:p>
             <w:pPr>
               <w:pStyle w:val="Normal"/>
+              <w:suppressAutoHyphens w:val="true"/>
               <w:spacing w:before="0" w:after="0"/>
               <w:jc w:val="center"/>
               <w:rPr>
@@ -4965,13 +5010,14 @@
         </w:tc>
         <w:tc>
           <w:tcPr>
-            <w:tcW w:w="567" w:type="dxa"/>
+            <w:tcW w:w="566" w:type="dxa"/>
             <w:tcBorders/>
             <w:vAlign w:val="center"/>
           </w:tcPr>
           <w:p>
             <w:pPr>
               <w:pStyle w:val="Normal"/>
+              <w:suppressAutoHyphens w:val="true"/>
               <w:spacing w:before="0" w:after="0"/>
               <w:jc w:val="center"/>
               <w:rPr>
@@ -4994,13 +5040,14 @@
         </w:tc>
         <w:tc>
           <w:tcPr>
-            <w:tcW w:w="568" w:type="dxa"/>
+            <w:tcW w:w="569" w:type="dxa"/>
             <w:tcBorders/>
             <w:vAlign w:val="center"/>
           </w:tcPr>
           <w:p>
             <w:pPr>
               <w:pStyle w:val="Normal"/>
+              <w:suppressAutoHyphens w:val="true"/>
               <w:spacing w:before="0" w:after="0"/>
               <w:jc w:val="center"/>
               <w:rPr>
@@ -5014,7 +5061,6 @@
                 <w:bCs/>
                 <w:sz w:val="24"/>
                 <w:szCs w:val="24"/>
-                <w:lang w:eastAsia="en-US" w:bidi="ar-SA"/>
               </w:rPr>
             </w:r>
           </w:p>
@@ -5028,6 +5074,7 @@
           <w:p>
             <w:pPr>
               <w:pStyle w:val="Normal"/>
+              <w:suppressAutoHyphens w:val="true"/>
               <w:spacing w:before="0" w:after="0"/>
               <w:jc w:val="center"/>
               <w:rPr>
@@ -5041,7 +5088,6 @@
                 <w:bCs/>
                 <w:sz w:val="24"/>
                 <w:szCs w:val="24"/>
-                <w:lang w:eastAsia="en-US" w:bidi="ar-SA"/>
               </w:rPr>
             </w:r>
           </w:p>
@@ -5051,13 +5097,14 @@
         <w:trPr/>
         <w:tc>
           <w:tcPr>
-            <w:tcW w:w="566" w:type="dxa"/>
+            <w:tcW w:w="565" w:type="dxa"/>
             <w:tcBorders/>
             <w:vAlign w:val="center"/>
           </w:tcPr>
           <w:p>
             <w:pPr>
               <w:pStyle w:val="Normal"/>
+              <w:suppressAutoHyphens w:val="true"/>
               <w:spacing w:before="0" w:after="0"/>
               <w:jc w:val="center"/>
               <w:rPr>
@@ -5079,13 +5126,14 @@
         </w:tc>
         <w:tc>
           <w:tcPr>
-            <w:tcW w:w="2836" w:type="dxa"/>
+            <w:tcW w:w="2837" w:type="dxa"/>
             <w:tcBorders/>
             <w:vAlign w:val="center"/>
           </w:tcPr>
           <w:p>
             <w:pPr>
               <w:pStyle w:val="Normal"/>
+              <w:suppressAutoHyphens w:val="true"/>
               <w:spacing w:before="0" w:after="0"/>
               <w:jc w:val="start"/>
               <w:rPr>
@@ -5114,6 +5162,7 @@
           <w:p>
             <w:pPr>
               <w:pStyle w:val="Normal"/>
+              <w:suppressAutoHyphens w:val="true"/>
               <w:spacing w:before="0" w:after="0"/>
               <w:jc w:val="center"/>
               <w:rPr>
@@ -5127,20 +5176,20 @@
                 <w:bCs/>
                 <w:sz w:val="24"/>
                 <w:szCs w:val="24"/>
-                <w:lang w:eastAsia="en-US" w:bidi="ar-SA"/>
-              </w:rPr>
-            </w:r>
-          </w:p>
-        </w:tc>
-        <w:tc>
-          <w:tcPr>
-            <w:tcW w:w="566" w:type="dxa"/>
+              </w:rPr>
+            </w:r>
+          </w:p>
+        </w:tc>
+        <w:tc>
+          <w:tcPr>
+            <w:tcW w:w="565" w:type="dxa"/>
             <w:tcBorders/>
             <w:vAlign w:val="center"/>
           </w:tcPr>
           <w:p>
             <w:pPr>
               <w:pStyle w:val="Normal"/>
+              <w:suppressAutoHyphens w:val="true"/>
               <w:spacing w:before="0" w:after="0"/>
               <w:jc w:val="center"/>
               <w:rPr>
@@ -5154,20 +5203,20 @@
                 <w:bCs/>
                 <w:sz w:val="24"/>
                 <w:szCs w:val="24"/>
-                <w:lang w:eastAsia="en-US" w:bidi="ar-SA"/>
-              </w:rPr>
-            </w:r>
-          </w:p>
-        </w:tc>
-        <w:tc>
-          <w:tcPr>
-            <w:tcW w:w="568" w:type="dxa"/>
+              </w:rPr>
+            </w:r>
+          </w:p>
+        </w:tc>
+        <w:tc>
+          <w:tcPr>
+            <w:tcW w:w="569" w:type="dxa"/>
             <w:tcBorders/>
             <w:vAlign w:val="center"/>
           </w:tcPr>
           <w:p>
             <w:pPr>
               <w:pStyle w:val="Normal"/>
+              <w:suppressAutoHyphens w:val="true"/>
               <w:spacing w:before="0" w:after="0"/>
               <w:jc w:val="center"/>
               <w:rPr>
@@ -5181,7 +5230,6 @@
                 <w:bCs/>
                 <w:sz w:val="24"/>
                 <w:szCs w:val="24"/>
-                <w:lang w:eastAsia="en-US" w:bidi="ar-SA"/>
               </w:rPr>
             </w:r>
           </w:p>
@@ -5195,6 +5243,7 @@
           <w:p>
             <w:pPr>
               <w:pStyle w:val="Normal"/>
+              <w:suppressAutoHyphens w:val="true"/>
               <w:spacing w:before="0" w:after="0"/>
               <w:jc w:val="center"/>
               <w:rPr>
@@ -5208,7 +5257,6 @@
                 <w:bCs/>
                 <w:sz w:val="24"/>
                 <w:szCs w:val="24"/>
-                <w:lang w:eastAsia="en-US" w:bidi="ar-SA"/>
               </w:rPr>
             </w:r>
           </w:p>
@@ -5222,6 +5270,7 @@
           <w:p>
             <w:pPr>
               <w:pStyle w:val="Normal"/>
+              <w:suppressAutoHyphens w:val="true"/>
               <w:spacing w:before="0" w:after="0"/>
               <w:jc w:val="center"/>
               <w:rPr>
@@ -5235,20 +5284,20 @@
                 <w:bCs/>
                 <w:sz w:val="24"/>
                 <w:szCs w:val="24"/>
-                <w:lang w:eastAsia="en-US" w:bidi="ar-SA"/>
-              </w:rPr>
-            </w:r>
-          </w:p>
-        </w:tc>
-        <w:tc>
-          <w:tcPr>
-            <w:tcW w:w="567" w:type="dxa"/>
+              </w:rPr>
+            </w:r>
+          </w:p>
+        </w:tc>
+        <w:tc>
+          <w:tcPr>
+            <w:tcW w:w="566" w:type="dxa"/>
             <w:tcBorders/>
             <w:vAlign w:val="center"/>
           </w:tcPr>
           <w:p>
             <w:pPr>
               <w:pStyle w:val="Normal"/>
+              <w:suppressAutoHyphens w:val="true"/>
               <w:spacing w:before="0" w:after="0"/>
               <w:jc w:val="center"/>
               <w:rPr>
@@ -5271,13 +5320,14 @@
         </w:tc>
         <w:tc>
           <w:tcPr>
-            <w:tcW w:w="568" w:type="dxa"/>
+            <w:tcW w:w="569" w:type="dxa"/>
             <w:tcBorders/>
             <w:vAlign w:val="center"/>
           </w:tcPr>
           <w:p>
             <w:pPr>
               <w:pStyle w:val="Normal"/>
+              <w:suppressAutoHyphens w:val="true"/>
               <w:spacing w:before="0" w:after="0"/>
               <w:jc w:val="center"/>
               <w:rPr>
@@ -5291,7 +5341,6 @@
                 <w:bCs/>
                 <w:sz w:val="24"/>
                 <w:szCs w:val="24"/>
-                <w:lang w:eastAsia="en-US" w:bidi="ar-SA"/>
               </w:rPr>
             </w:r>
           </w:p>
@@ -5305,6 +5354,7 @@
           <w:p>
             <w:pPr>
               <w:pStyle w:val="Normal"/>
+              <w:suppressAutoHyphens w:val="true"/>
               <w:spacing w:before="0" w:after="0"/>
               <w:jc w:val="center"/>
               <w:rPr>
@@ -5318,7 +5368,6 @@
                 <w:bCs/>
                 <w:sz w:val="24"/>
                 <w:szCs w:val="24"/>
-                <w:lang w:eastAsia="en-US" w:bidi="ar-SA"/>
               </w:rPr>
             </w:r>
           </w:p>
@@ -5328,13 +5377,14 @@
         <w:trPr/>
         <w:tc>
           <w:tcPr>
-            <w:tcW w:w="566" w:type="dxa"/>
+            <w:tcW w:w="565" w:type="dxa"/>
             <w:tcBorders/>
             <w:vAlign w:val="center"/>
           </w:tcPr>
           <w:p>
             <w:pPr>
               <w:pStyle w:val="Normal"/>
+              <w:suppressAutoHyphens w:val="true"/>
               <w:spacing w:before="0" w:after="0"/>
               <w:jc w:val="center"/>
               <w:rPr>
@@ -5356,13 +5406,14 @@
         </w:tc>
         <w:tc>
           <w:tcPr>
-            <w:tcW w:w="2836" w:type="dxa"/>
+            <w:tcW w:w="2837" w:type="dxa"/>
             <w:tcBorders/>
             <w:vAlign w:val="center"/>
           </w:tcPr>
           <w:p>
             <w:pPr>
               <w:pStyle w:val="Normal"/>
+              <w:suppressAutoHyphens w:val="true"/>
               <w:spacing w:before="0" w:after="0"/>
               <w:jc w:val="start"/>
               <w:rPr>
@@ -5391,6 +5442,7 @@
           <w:p>
             <w:pPr>
               <w:pStyle w:val="Normal"/>
+              <w:suppressAutoHyphens w:val="true"/>
               <w:spacing w:before="0" w:after="0"/>
               <w:jc w:val="center"/>
               <w:rPr>
@@ -5404,20 +5456,20 @@
                 <w:bCs/>
                 <w:sz w:val="24"/>
                 <w:szCs w:val="24"/>
-                <w:lang w:eastAsia="en-US" w:bidi="ar-SA"/>
-              </w:rPr>
-            </w:r>
-          </w:p>
-        </w:tc>
-        <w:tc>
-          <w:tcPr>
-            <w:tcW w:w="566" w:type="dxa"/>
+              </w:rPr>
+            </w:r>
+          </w:p>
+        </w:tc>
+        <w:tc>
+          <w:tcPr>
+            <w:tcW w:w="565" w:type="dxa"/>
             <w:tcBorders/>
             <w:vAlign w:val="center"/>
           </w:tcPr>
           <w:p>
             <w:pPr>
               <w:pStyle w:val="Normal"/>
+              <w:suppressAutoHyphens w:val="true"/>
               <w:spacing w:before="0" w:after="0"/>
               <w:jc w:val="center"/>
               <w:rPr>
@@ -5431,20 +5483,20 @@
                 <w:bCs/>
                 <w:sz w:val="24"/>
                 <w:szCs w:val="24"/>
-                <w:lang w:eastAsia="en-US" w:bidi="ar-SA"/>
-              </w:rPr>
-            </w:r>
-          </w:p>
-        </w:tc>
-        <w:tc>
-          <w:tcPr>
-            <w:tcW w:w="568" w:type="dxa"/>
+              </w:rPr>
+            </w:r>
+          </w:p>
+        </w:tc>
+        <w:tc>
+          <w:tcPr>
+            <w:tcW w:w="569" w:type="dxa"/>
             <w:tcBorders/>
             <w:vAlign w:val="center"/>
           </w:tcPr>
           <w:p>
             <w:pPr>
               <w:pStyle w:val="Normal"/>
+              <w:suppressAutoHyphens w:val="true"/>
               <w:spacing w:before="0" w:after="0"/>
               <w:jc w:val="center"/>
               <w:rPr>
@@ -5458,7 +5510,6 @@
                 <w:bCs/>
                 <w:sz w:val="24"/>
                 <w:szCs w:val="24"/>
-                <w:lang w:eastAsia="en-US" w:bidi="ar-SA"/>
               </w:rPr>
             </w:r>
           </w:p>
@@ -5472,6 +5523,7 @@
           <w:p>
             <w:pPr>
               <w:pStyle w:val="Normal"/>
+              <w:suppressAutoHyphens w:val="true"/>
               <w:spacing w:before="0" w:after="0"/>
               <w:jc w:val="center"/>
               <w:rPr>
@@ -5485,7 +5537,6 @@
                 <w:bCs/>
                 <w:sz w:val="24"/>
                 <w:szCs w:val="24"/>
-                <w:lang w:eastAsia="en-US" w:bidi="ar-SA"/>
               </w:rPr>
             </w:r>
           </w:p>
@@ -5499,6 +5550,7 @@
           <w:p>
             <w:pPr>
               <w:pStyle w:val="Normal"/>
+              <w:suppressAutoHyphens w:val="true"/>
               <w:spacing w:before="0" w:after="0"/>
               <w:jc w:val="center"/>
               <w:rPr>
@@ -5512,20 +5564,20 @@
                 <w:bCs/>
                 <w:sz w:val="24"/>
                 <w:szCs w:val="24"/>
-                <w:lang w:eastAsia="en-US" w:bidi="ar-SA"/>
-              </w:rPr>
-            </w:r>
-          </w:p>
-        </w:tc>
-        <w:tc>
-          <w:tcPr>
-            <w:tcW w:w="567" w:type="dxa"/>
+              </w:rPr>
+            </w:r>
+          </w:p>
+        </w:tc>
+        <w:tc>
+          <w:tcPr>
+            <w:tcW w:w="566" w:type="dxa"/>
             <w:tcBorders/>
             <w:vAlign w:val="center"/>
           </w:tcPr>
           <w:p>
             <w:pPr>
               <w:pStyle w:val="Normal"/>
+              <w:suppressAutoHyphens w:val="true"/>
               <w:spacing w:before="0" w:after="0"/>
               <w:jc w:val="center"/>
               <w:rPr>
@@ -5548,13 +5600,14 @@
         </w:tc>
         <w:tc>
           <w:tcPr>
-            <w:tcW w:w="568" w:type="dxa"/>
+            <w:tcW w:w="569" w:type="dxa"/>
             <w:tcBorders/>
             <w:vAlign w:val="center"/>
           </w:tcPr>
           <w:p>
             <w:pPr>
               <w:pStyle w:val="Normal"/>
+              <w:suppressAutoHyphens w:val="true"/>
               <w:spacing w:before="0" w:after="0"/>
               <w:jc w:val="center"/>
               <w:rPr>
@@ -5584,6 +5637,7 @@
           <w:p>
             <w:pPr>
               <w:pStyle w:val="Normal"/>
+              <w:suppressAutoHyphens w:val="true"/>
               <w:spacing w:before="0" w:after="0"/>
               <w:jc w:val="center"/>
               <w:rPr>
@@ -5597,7 +5651,6 @@
                 <w:bCs/>
                 <w:sz w:val="24"/>
                 <w:szCs w:val="24"/>
-                <w:lang w:eastAsia="en-US" w:bidi="ar-SA"/>
               </w:rPr>
             </w:r>
           </w:p>
@@ -5607,13 +5660,14 @@
         <w:trPr/>
         <w:tc>
           <w:tcPr>
-            <w:tcW w:w="566" w:type="dxa"/>
+            <w:tcW w:w="565" w:type="dxa"/>
             <w:tcBorders/>
             <w:vAlign w:val="center"/>
           </w:tcPr>
           <w:p>
             <w:pPr>
               <w:pStyle w:val="Normal"/>
+              <w:suppressAutoHyphens w:val="true"/>
               <w:spacing w:before="0" w:after="0"/>
               <w:jc w:val="center"/>
               <w:rPr>
@@ -5635,13 +5689,14 @@
         </w:tc>
         <w:tc>
           <w:tcPr>
-            <w:tcW w:w="2836" w:type="dxa"/>
+            <w:tcW w:w="2837" w:type="dxa"/>
             <w:tcBorders/>
             <w:vAlign w:val="center"/>
           </w:tcPr>
           <w:p>
             <w:pPr>
               <w:pStyle w:val="Normal"/>
+              <w:suppressAutoHyphens w:val="true"/>
               <w:spacing w:before="0" w:after="0"/>
               <w:jc w:val="start"/>
               <w:rPr>
@@ -5670,6 +5725,7 @@
           <w:p>
             <w:pPr>
               <w:pStyle w:val="Normal"/>
+              <w:suppressAutoHyphens w:val="true"/>
               <w:spacing w:before="0" w:after="0"/>
               <w:jc w:val="center"/>
               <w:rPr>
@@ -5683,20 +5739,20 @@
                 <w:bCs/>
                 <w:sz w:val="24"/>
                 <w:szCs w:val="24"/>
-                <w:lang w:eastAsia="en-US" w:bidi="ar-SA"/>
-              </w:rPr>
-            </w:r>
-          </w:p>
-        </w:tc>
-        <w:tc>
-          <w:tcPr>
-            <w:tcW w:w="566" w:type="dxa"/>
+              </w:rPr>
+            </w:r>
+          </w:p>
+        </w:tc>
+        <w:tc>
+          <w:tcPr>
+            <w:tcW w:w="565" w:type="dxa"/>
             <w:tcBorders/>
             <w:vAlign w:val="center"/>
           </w:tcPr>
           <w:p>
             <w:pPr>
               <w:pStyle w:val="Normal"/>
+              <w:suppressAutoHyphens w:val="true"/>
               <w:spacing w:before="0" w:after="0"/>
               <w:jc w:val="center"/>
               <w:rPr>
@@ -5710,20 +5766,20 @@
                 <w:bCs/>
                 <w:sz w:val="24"/>
                 <w:szCs w:val="24"/>
-                <w:lang w:eastAsia="en-US" w:bidi="ar-SA"/>
-              </w:rPr>
-            </w:r>
-          </w:p>
-        </w:tc>
-        <w:tc>
-          <w:tcPr>
-            <w:tcW w:w="568" w:type="dxa"/>
+              </w:rPr>
+            </w:r>
+          </w:p>
+        </w:tc>
+        <w:tc>
+          <w:tcPr>
+            <w:tcW w:w="569" w:type="dxa"/>
             <w:tcBorders/>
             <w:vAlign w:val="center"/>
           </w:tcPr>
           <w:p>
             <w:pPr>
               <w:pStyle w:val="Normal"/>
+              <w:suppressAutoHyphens w:val="true"/>
               <w:spacing w:before="0" w:after="0"/>
               <w:jc w:val="center"/>
               <w:rPr>
@@ -5737,7 +5793,6 @@
                 <w:bCs/>
                 <w:sz w:val="24"/>
                 <w:szCs w:val="24"/>
-                <w:lang w:eastAsia="en-US" w:bidi="ar-SA"/>
               </w:rPr>
             </w:r>
           </w:p>
@@ -5751,6 +5806,7 @@
           <w:p>
             <w:pPr>
               <w:pStyle w:val="Normal"/>
+              <w:suppressAutoHyphens w:val="true"/>
               <w:spacing w:before="0" w:after="0"/>
               <w:jc w:val="center"/>
               <w:rPr>
@@ -5764,7 +5820,6 @@
                 <w:bCs/>
                 <w:sz w:val="24"/>
                 <w:szCs w:val="24"/>
-                <w:lang w:eastAsia="en-US" w:bidi="ar-SA"/>
               </w:rPr>
             </w:r>
           </w:p>
@@ -5778,6 +5833,7 @@
           <w:p>
             <w:pPr>
               <w:pStyle w:val="Normal"/>
+              <w:suppressAutoHyphens w:val="true"/>
               <w:spacing w:before="0" w:after="0"/>
               <w:jc w:val="center"/>
               <w:rPr>
@@ -5791,20 +5847,20 @@
                 <w:bCs/>
                 <w:sz w:val="24"/>
                 <w:szCs w:val="24"/>
-                <w:lang w:eastAsia="en-US" w:bidi="ar-SA"/>
-              </w:rPr>
-            </w:r>
-          </w:p>
-        </w:tc>
-        <w:tc>
-          <w:tcPr>
-            <w:tcW w:w="567" w:type="dxa"/>
+              </w:rPr>
+            </w:r>
+          </w:p>
+        </w:tc>
+        <w:tc>
+          <w:tcPr>
+            <w:tcW w:w="566" w:type="dxa"/>
             <w:tcBorders/>
             <w:vAlign w:val="center"/>
           </w:tcPr>
           <w:p>
             <w:pPr>
               <w:pStyle w:val="Normal"/>
+              <w:suppressAutoHyphens w:val="true"/>
               <w:spacing w:before="0" w:after="0"/>
               <w:jc w:val="center"/>
               <w:rPr>
@@ -5818,20 +5874,20 @@
                 <w:bCs/>
                 <w:sz w:val="24"/>
                 <w:szCs w:val="24"/>
-                <w:lang w:eastAsia="en-US" w:bidi="ar-SA"/>
-              </w:rPr>
-            </w:r>
-          </w:p>
-        </w:tc>
-        <w:tc>
-          <w:tcPr>
-            <w:tcW w:w="568" w:type="dxa"/>
+              </w:rPr>
+            </w:r>
+          </w:p>
+        </w:tc>
+        <w:tc>
+          <w:tcPr>
+            <w:tcW w:w="569" w:type="dxa"/>
             <w:tcBorders/>
             <w:vAlign w:val="center"/>
           </w:tcPr>
           <w:p>
             <w:pPr>
               <w:pStyle w:val="Normal"/>
+              <w:suppressAutoHyphens w:val="true"/>
               <w:spacing w:before="0" w:after="0"/>
               <w:jc w:val="center"/>
               <w:rPr>
@@ -5861,6 +5917,7 @@
           <w:p>
             <w:pPr>
               <w:pStyle w:val="Normal"/>
+              <w:suppressAutoHyphens w:val="true"/>
               <w:spacing w:before="0" w:after="0"/>
               <w:jc w:val="center"/>
               <w:rPr>
@@ -5886,13 +5943,14 @@
         <w:trPr/>
         <w:tc>
           <w:tcPr>
-            <w:tcW w:w="566" w:type="dxa"/>
+            <w:tcW w:w="565" w:type="dxa"/>
             <w:tcBorders/>
             <w:vAlign w:val="center"/>
           </w:tcPr>
           <w:p>
             <w:pPr>
               <w:pStyle w:val="Normal"/>
+              <w:suppressAutoHyphens w:val="true"/>
               <w:spacing w:before="0" w:after="0"/>
               <w:jc w:val="center"/>
               <w:rPr>
@@ -5914,13 +5972,14 @@
         </w:tc>
         <w:tc>
           <w:tcPr>
-            <w:tcW w:w="2836" w:type="dxa"/>
+            <w:tcW w:w="2837" w:type="dxa"/>
             <w:tcBorders/>
             <w:vAlign w:val="center"/>
           </w:tcPr>
           <w:p>
             <w:pPr>
               <w:pStyle w:val="Normal"/>
+              <w:suppressAutoHyphens w:val="true"/>
               <w:spacing w:before="0" w:after="0"/>
               <w:jc w:val="start"/>
               <w:rPr>
@@ -5949,6 +6008,7 @@
           <w:p>
             <w:pPr>
               <w:pStyle w:val="Normal"/>
+              <w:suppressAutoHyphens w:val="true"/>
               <w:spacing w:before="0" w:after="0"/>
               <w:jc w:val="center"/>
               <w:rPr>
@@ -5962,20 +6022,20 @@
                 <w:bCs/>
                 <w:sz w:val="24"/>
                 <w:szCs w:val="24"/>
-                <w:lang w:eastAsia="en-US" w:bidi="ar-SA"/>
-              </w:rPr>
-            </w:r>
-          </w:p>
-        </w:tc>
-        <w:tc>
-          <w:tcPr>
-            <w:tcW w:w="566" w:type="dxa"/>
+              </w:rPr>
+            </w:r>
+          </w:p>
+        </w:tc>
+        <w:tc>
+          <w:tcPr>
+            <w:tcW w:w="565" w:type="dxa"/>
             <w:tcBorders/>
             <w:vAlign w:val="center"/>
           </w:tcPr>
           <w:p>
             <w:pPr>
               <w:pStyle w:val="Normal"/>
+              <w:suppressAutoHyphens w:val="true"/>
               <w:spacing w:before="0" w:after="0"/>
               <w:jc w:val="center"/>
               <w:rPr>
@@ -5989,20 +6049,20 @@
                 <w:bCs/>
                 <w:sz w:val="24"/>
                 <w:szCs w:val="24"/>
-                <w:lang w:eastAsia="en-US" w:bidi="ar-SA"/>
-              </w:rPr>
-            </w:r>
-          </w:p>
-        </w:tc>
-        <w:tc>
-          <w:tcPr>
-            <w:tcW w:w="568" w:type="dxa"/>
+              </w:rPr>
+            </w:r>
+          </w:p>
+        </w:tc>
+        <w:tc>
+          <w:tcPr>
+            <w:tcW w:w="569" w:type="dxa"/>
             <w:tcBorders/>
             <w:vAlign w:val="center"/>
           </w:tcPr>
           <w:p>
             <w:pPr>
               <w:pStyle w:val="Normal"/>
+              <w:suppressAutoHyphens w:val="true"/>
               <w:spacing w:before="0" w:after="0"/>
               <w:jc w:val="center"/>
               <w:rPr>
@@ -6016,7 +6076,6 @@
                 <w:bCs/>
                 <w:sz w:val="24"/>
                 <w:szCs w:val="24"/>
-                <w:lang w:eastAsia="en-US" w:bidi="ar-SA"/>
               </w:rPr>
             </w:r>
           </w:p>
@@ -6030,6 +6089,7 @@
           <w:p>
             <w:pPr>
               <w:pStyle w:val="Normal"/>
+              <w:suppressAutoHyphens w:val="true"/>
               <w:spacing w:before="0" w:after="0"/>
               <w:jc w:val="center"/>
               <w:rPr>
@@ -6043,7 +6103,6 @@
                 <w:bCs/>
                 <w:sz w:val="24"/>
                 <w:szCs w:val="24"/>
-                <w:lang w:eastAsia="en-US" w:bidi="ar-SA"/>
               </w:rPr>
             </w:r>
           </w:p>
@@ -6057,6 +6116,7 @@
           <w:p>
             <w:pPr>
               <w:pStyle w:val="Normal"/>
+              <w:suppressAutoHyphens w:val="true"/>
               <w:spacing w:before="0" w:after="0"/>
               <w:jc w:val="center"/>
               <w:rPr>
@@ -6070,20 +6130,20 @@
                 <w:bCs/>
                 <w:sz w:val="24"/>
                 <w:szCs w:val="24"/>
-                <w:lang w:eastAsia="en-US" w:bidi="ar-SA"/>
-              </w:rPr>
-            </w:r>
-          </w:p>
-        </w:tc>
-        <w:tc>
-          <w:tcPr>
-            <w:tcW w:w="567" w:type="dxa"/>
+              </w:rPr>
+            </w:r>
+          </w:p>
+        </w:tc>
+        <w:tc>
+          <w:tcPr>
+            <w:tcW w:w="566" w:type="dxa"/>
             <w:tcBorders/>
             <w:vAlign w:val="center"/>
           </w:tcPr>
           <w:p>
             <w:pPr>
               <w:pStyle w:val="Normal"/>
+              <w:suppressAutoHyphens w:val="true"/>
               <w:spacing w:before="0" w:after="0"/>
               <w:jc w:val="center"/>
               <w:rPr>
@@ -6097,20 +6157,20 @@
                 <w:bCs/>
                 <w:sz w:val="24"/>
                 <w:szCs w:val="24"/>
-                <w:lang w:eastAsia="en-US" w:bidi="ar-SA"/>
-              </w:rPr>
-            </w:r>
-          </w:p>
-        </w:tc>
-        <w:tc>
-          <w:tcPr>
-            <w:tcW w:w="568" w:type="dxa"/>
+              </w:rPr>
+            </w:r>
+          </w:p>
+        </w:tc>
+        <w:tc>
+          <w:tcPr>
+            <w:tcW w:w="569" w:type="dxa"/>
             <w:tcBorders/>
             <w:vAlign w:val="center"/>
           </w:tcPr>
           <w:p>
             <w:pPr>
               <w:pStyle w:val="Normal"/>
+              <w:suppressAutoHyphens w:val="true"/>
               <w:spacing w:before="0" w:after="0"/>
               <w:jc w:val="center"/>
               <w:rPr>
@@ -6124,7 +6184,6 @@
                 <w:bCs/>
                 <w:sz w:val="24"/>
                 <w:szCs w:val="24"/>
-                <w:lang w:eastAsia="en-US" w:bidi="ar-SA"/>
               </w:rPr>
             </w:r>
           </w:p>
@@ -6138,6 +6197,7 @@
           <w:p>
             <w:pPr>
               <w:pStyle w:val="Normal"/>
+              <w:suppressAutoHyphens w:val="true"/>
               <w:spacing w:before="0" w:after="0"/>
               <w:jc w:val="center"/>
               <w:rPr>
@@ -6163,13 +6223,14 @@
         <w:trPr/>
         <w:tc>
           <w:tcPr>
-            <w:tcW w:w="566" w:type="dxa"/>
+            <w:tcW w:w="565" w:type="dxa"/>
             <w:tcBorders/>
             <w:vAlign w:val="center"/>
           </w:tcPr>
           <w:p>
             <w:pPr>
               <w:pStyle w:val="Normal"/>
+              <w:suppressAutoHyphens w:val="true"/>
               <w:spacing w:before="0" w:after="0"/>
               <w:jc w:val="center"/>
               <w:rPr>
@@ -6191,13 +6252,14 @@
         </w:tc>
         <w:tc>
           <w:tcPr>
-            <w:tcW w:w="2836" w:type="dxa"/>
+            <w:tcW w:w="2837" w:type="dxa"/>
             <w:tcBorders/>
             <w:vAlign w:val="center"/>
           </w:tcPr>
           <w:p>
             <w:pPr>
               <w:pStyle w:val="Normal"/>
+              <w:suppressAutoHyphens w:val="true"/>
               <w:spacing w:before="0" w:after="0"/>
               <w:jc w:val="start"/>
               <w:rPr>
@@ -6226,6 +6288,7 @@
           <w:p>
             <w:pPr>
               <w:pStyle w:val="Normal"/>
+              <w:suppressAutoHyphens w:val="true"/>
               <w:spacing w:before="0" w:after="0"/>
               <w:jc w:val="center"/>
               <w:rPr>
@@ -6239,20 +6302,20 @@
                 <w:bCs/>
                 <w:sz w:val="24"/>
                 <w:szCs w:val="24"/>
-                <w:lang w:eastAsia="en-US" w:bidi="ar-SA"/>
-              </w:rPr>
-            </w:r>
-          </w:p>
-        </w:tc>
-        <w:tc>
-          <w:tcPr>
-            <w:tcW w:w="566" w:type="dxa"/>
+              </w:rPr>
+            </w:r>
+          </w:p>
+        </w:tc>
+        <w:tc>
+          <w:tcPr>
+            <w:tcW w:w="565" w:type="dxa"/>
             <w:tcBorders/>
             <w:vAlign w:val="center"/>
           </w:tcPr>
           <w:p>
             <w:pPr>
               <w:pStyle w:val="Normal"/>
+              <w:suppressAutoHyphens w:val="true"/>
               <w:spacing w:before="0" w:after="0"/>
               <w:jc w:val="center"/>
               <w:rPr>
@@ -6266,20 +6329,20 @@
                 <w:bCs/>
                 <w:sz w:val="24"/>
                 <w:szCs w:val="24"/>
-                <w:lang w:eastAsia="en-US" w:bidi="ar-SA"/>
-              </w:rPr>
-            </w:r>
-          </w:p>
-        </w:tc>
-        <w:tc>
-          <w:tcPr>
-            <w:tcW w:w="568" w:type="dxa"/>
+              </w:rPr>
+            </w:r>
+          </w:p>
+        </w:tc>
+        <w:tc>
+          <w:tcPr>
+            <w:tcW w:w="569" w:type="dxa"/>
             <w:tcBorders/>
             <w:vAlign w:val="center"/>
           </w:tcPr>
           <w:p>
             <w:pPr>
               <w:pStyle w:val="Normal"/>
+              <w:suppressAutoHyphens w:val="true"/>
               <w:spacing w:before="0" w:after="0"/>
               <w:jc w:val="center"/>
               <w:rPr>
@@ -6293,7 +6356,6 @@
                 <w:bCs/>
                 <w:sz w:val="24"/>
                 <w:szCs w:val="24"/>
-                <w:lang w:eastAsia="en-US" w:bidi="ar-SA"/>
               </w:rPr>
             </w:r>
           </w:p>
@@ -6307,6 +6369,7 @@
           <w:p>
             <w:pPr>
               <w:pStyle w:val="Normal"/>
+              <w:suppressAutoHyphens w:val="true"/>
               <w:spacing w:before="0" w:after="0"/>
               <w:jc w:val="center"/>
               <w:rPr>
@@ -6320,7 +6383,6 @@
                 <w:bCs/>
                 <w:sz w:val="24"/>
                 <w:szCs w:val="24"/>
-                <w:lang w:eastAsia="en-US" w:bidi="ar-SA"/>
               </w:rPr>
             </w:r>
           </w:p>
@@ -6334,6 +6396,7 @@
           <w:p>
             <w:pPr>
               <w:pStyle w:val="Normal"/>
+              <w:suppressAutoHyphens w:val="true"/>
               <w:spacing w:before="0" w:after="0"/>
               <w:jc w:val="center"/>
               <w:rPr>
@@ -6347,20 +6410,20 @@
                 <w:bCs/>
                 <w:sz w:val="24"/>
                 <w:szCs w:val="24"/>
-                <w:lang w:eastAsia="en-US" w:bidi="ar-SA"/>
-              </w:rPr>
-            </w:r>
-          </w:p>
-        </w:tc>
-        <w:tc>
-          <w:tcPr>
-            <w:tcW w:w="567" w:type="dxa"/>
+              </w:rPr>
+            </w:r>
+          </w:p>
+        </w:tc>
+        <w:tc>
+          <w:tcPr>
+            <w:tcW w:w="566" w:type="dxa"/>
             <w:tcBorders/>
             <w:vAlign w:val="center"/>
           </w:tcPr>
           <w:p>
             <w:pPr>
               <w:pStyle w:val="Normal"/>
+              <w:suppressAutoHyphens w:val="true"/>
               <w:spacing w:before="0" w:after="0"/>
               <w:jc w:val="center"/>
               <w:rPr>
@@ -6383,13 +6446,14 @@
         </w:tc>
         <w:tc>
           <w:tcPr>
-            <w:tcW w:w="568" w:type="dxa"/>
+            <w:tcW w:w="569" w:type="dxa"/>
             <w:tcBorders/>
             <w:vAlign w:val="center"/>
           </w:tcPr>
           <w:p>
             <w:pPr>
               <w:pStyle w:val="Normal"/>
+              <w:suppressAutoHyphens w:val="true"/>
               <w:spacing w:before="0" w:after="0"/>
               <w:jc w:val="center"/>
               <w:rPr>
@@ -6419,6 +6483,7 @@
           <w:p>
             <w:pPr>
               <w:pStyle w:val="Normal"/>
+              <w:suppressAutoHyphens w:val="true"/>
               <w:spacing w:before="0" w:after="0"/>
               <w:jc w:val="center"/>
               <w:rPr>
@@ -6444,13 +6509,14 @@
         <w:trPr/>
         <w:tc>
           <w:tcPr>
-            <w:tcW w:w="566" w:type="dxa"/>
+            <w:tcW w:w="565" w:type="dxa"/>
             <w:tcBorders/>
             <w:vAlign w:val="center"/>
           </w:tcPr>
           <w:p>
             <w:pPr>
               <w:pStyle w:val="Normal"/>
+              <w:suppressAutoHyphens w:val="true"/>
               <w:spacing w:before="0" w:after="0"/>
               <w:jc w:val="center"/>
               <w:rPr>
@@ -6472,13 +6538,14 @@
         </w:tc>
         <w:tc>
           <w:tcPr>
-            <w:tcW w:w="2836" w:type="dxa"/>
+            <w:tcW w:w="2837" w:type="dxa"/>
             <w:tcBorders/>
             <w:vAlign w:val="center"/>
           </w:tcPr>
           <w:p>
             <w:pPr>
               <w:pStyle w:val="Normal"/>
+              <w:suppressAutoHyphens w:val="true"/>
               <w:spacing w:before="0" w:after="0"/>
               <w:jc w:val="start"/>
               <w:rPr>
@@ -6507,6 +6574,7 @@
           <w:p>
             <w:pPr>
               <w:pStyle w:val="Normal"/>
+              <w:suppressAutoHyphens w:val="true"/>
               <w:spacing w:before="0" w:after="0"/>
               <w:jc w:val="center"/>
               <w:rPr>
@@ -6520,20 +6588,20 @@
                 <w:bCs/>
                 <w:sz w:val="24"/>
                 <w:szCs w:val="24"/>
-                <w:lang w:eastAsia="en-US" w:bidi="ar-SA"/>
-              </w:rPr>
-            </w:r>
-          </w:p>
-        </w:tc>
-        <w:tc>
-          <w:tcPr>
-            <w:tcW w:w="566" w:type="dxa"/>
+              </w:rPr>
+            </w:r>
+          </w:p>
+        </w:tc>
+        <w:tc>
+          <w:tcPr>
+            <w:tcW w:w="565" w:type="dxa"/>
             <w:tcBorders/>
             <w:vAlign w:val="center"/>
           </w:tcPr>
           <w:p>
             <w:pPr>
               <w:pStyle w:val="Normal"/>
+              <w:suppressAutoHyphens w:val="true"/>
               <w:spacing w:before="0" w:after="0"/>
               <w:jc w:val="center"/>
               <w:rPr>
@@ -6547,20 +6615,20 @@
                 <w:bCs/>
                 <w:sz w:val="24"/>
                 <w:szCs w:val="24"/>
-                <w:lang w:eastAsia="en-US" w:bidi="ar-SA"/>
-              </w:rPr>
-            </w:r>
-          </w:p>
-        </w:tc>
-        <w:tc>
-          <w:tcPr>
-            <w:tcW w:w="568" w:type="dxa"/>
+              </w:rPr>
+            </w:r>
+          </w:p>
+        </w:tc>
+        <w:tc>
+          <w:tcPr>
+            <w:tcW w:w="569" w:type="dxa"/>
             <w:tcBorders/>
             <w:vAlign w:val="center"/>
           </w:tcPr>
           <w:p>
             <w:pPr>
               <w:pStyle w:val="Normal"/>
+              <w:suppressAutoHyphens w:val="true"/>
               <w:spacing w:before="0" w:after="0"/>
               <w:jc w:val="center"/>
               <w:rPr>
@@ -6574,7 +6642,6 @@
                 <w:bCs/>
                 <w:sz w:val="24"/>
                 <w:szCs w:val="24"/>
-                <w:lang w:eastAsia="en-US" w:bidi="ar-SA"/>
               </w:rPr>
             </w:r>
           </w:p>
@@ -6588,6 +6655,7 @@
           <w:p>
             <w:pPr>
               <w:pStyle w:val="Normal"/>
+              <w:suppressAutoHyphens w:val="true"/>
               <w:spacing w:before="0" w:after="0"/>
               <w:jc w:val="center"/>
               <w:rPr>
@@ -6601,7 +6669,6 @@
                 <w:bCs/>
                 <w:sz w:val="24"/>
                 <w:szCs w:val="24"/>
-                <w:lang w:eastAsia="en-US" w:bidi="ar-SA"/>
               </w:rPr>
             </w:r>
           </w:p>
@@ -6615,6 +6682,7 @@
           <w:p>
             <w:pPr>
               <w:pStyle w:val="Normal"/>
+              <w:suppressAutoHyphens w:val="true"/>
               <w:spacing w:before="0" w:after="0"/>
               <w:jc w:val="center"/>
               <w:rPr>
@@ -6628,20 +6696,20 @@
                 <w:bCs/>
                 <w:sz w:val="24"/>
                 <w:szCs w:val="24"/>
-                <w:lang w:eastAsia="en-US" w:bidi="ar-SA"/>
-              </w:rPr>
-            </w:r>
-          </w:p>
-        </w:tc>
-        <w:tc>
-          <w:tcPr>
-            <w:tcW w:w="567" w:type="dxa"/>
+              </w:rPr>
+            </w:r>
+          </w:p>
+        </w:tc>
+        <w:tc>
+          <w:tcPr>
+            <w:tcW w:w="566" w:type="dxa"/>
             <w:tcBorders/>
             <w:vAlign w:val="center"/>
           </w:tcPr>
           <w:p>
             <w:pPr>
               <w:pStyle w:val="Normal"/>
+              <w:suppressAutoHyphens w:val="true"/>
               <w:spacing w:before="0" w:after="0"/>
               <w:jc w:val="center"/>
               <w:rPr>
@@ -6655,20 +6723,20 @@
                 <w:bCs/>
                 <w:sz w:val="24"/>
                 <w:szCs w:val="24"/>
-                <w:lang w:eastAsia="en-US" w:bidi="ar-SA"/>
-              </w:rPr>
-            </w:r>
-          </w:p>
-        </w:tc>
-        <w:tc>
-          <w:tcPr>
-            <w:tcW w:w="568" w:type="dxa"/>
+              </w:rPr>
+            </w:r>
+          </w:p>
+        </w:tc>
+        <w:tc>
+          <w:tcPr>
+            <w:tcW w:w="569" w:type="dxa"/>
             <w:tcBorders/>
             <w:vAlign w:val="center"/>
           </w:tcPr>
           <w:p>
             <w:pPr>
               <w:pStyle w:val="Normal"/>
+              <w:suppressAutoHyphens w:val="true"/>
               <w:spacing w:before="0" w:after="0"/>
               <w:jc w:val="center"/>
               <w:rPr>
@@ -6682,7 +6750,6 @@
                 <w:bCs/>
                 <w:sz w:val="24"/>
                 <w:szCs w:val="24"/>
-                <w:lang w:eastAsia="en-US" w:bidi="ar-SA"/>
               </w:rPr>
             </w:r>
           </w:p>
@@ -6696,6 +6763,7 @@
           <w:p>
             <w:pPr>
               <w:pStyle w:val="Normal"/>
+              <w:suppressAutoHyphens w:val="true"/>
               <w:spacing w:before="0" w:after="0"/>
               <w:jc w:val="center"/>
               <w:rPr>
@@ -10142,22 +10210,23 @@
         <w:tblLook w:noHBand="0" w:noVBand="1" w:firstColumn="1" w:lastRow="0" w:lastColumn="0" w:firstRow="1" w:val="04a0"/>
       </w:tblPr>
       <w:tblGrid>
-        <w:gridCol w:w="509"/>
-        <w:gridCol w:w="2014"/>
-        <w:gridCol w:w="1730"/>
-        <w:gridCol w:w="2124"/>
+        <w:gridCol w:w="508"/>
+        <w:gridCol w:w="2015"/>
+        <w:gridCol w:w="1729"/>
+        <w:gridCol w:w="2125"/>
         <w:gridCol w:w="1550"/>
       </w:tblGrid>
       <w:tr>
         <w:trPr/>
         <w:tc>
           <w:tcPr>
-            <w:tcW w:w="509" w:type="dxa"/>
-            <w:tcBorders/>
-          </w:tcPr>
-          <w:p>
-            <w:pPr>
-              <w:pStyle w:val="Normal"/>
+            <w:tcW w:w="508" w:type="dxa"/>
+            <w:tcBorders/>
+          </w:tcPr>
+          <w:p>
+            <w:pPr>
+              <w:pStyle w:val="Normal"/>
+              <w:suppressAutoHyphens w:val="true"/>
               <w:spacing w:lineRule="auto" w:line="360" w:before="0" w:after="0"/>
               <w:jc w:val="both"/>
               <w:rPr>
@@ -10177,12 +10246,13 @@
         </w:tc>
         <w:tc>
           <w:tcPr>
-            <w:tcW w:w="2014" w:type="dxa"/>
-            <w:tcBorders/>
-          </w:tcPr>
-          <w:p>
-            <w:pPr>
-              <w:pStyle w:val="Normal"/>
+            <w:tcW w:w="2015" w:type="dxa"/>
+            <w:tcBorders/>
+          </w:tcPr>
+          <w:p>
+            <w:pPr>
+              <w:pStyle w:val="Normal"/>
+              <w:suppressAutoHyphens w:val="true"/>
               <w:spacing w:lineRule="auto" w:line="360" w:before="0" w:after="0"/>
               <w:jc w:val="both"/>
               <w:rPr>
@@ -10202,12 +10272,13 @@
         </w:tc>
         <w:tc>
           <w:tcPr>
-            <w:tcW w:w="1730" w:type="dxa"/>
-            <w:tcBorders/>
-          </w:tcPr>
-          <w:p>
-            <w:pPr>
-              <w:pStyle w:val="Normal"/>
+            <w:tcW w:w="1729" w:type="dxa"/>
+            <w:tcBorders/>
+          </w:tcPr>
+          <w:p>
+            <w:pPr>
+              <w:pStyle w:val="Normal"/>
+              <w:suppressAutoHyphens w:val="true"/>
               <w:spacing w:lineRule="auto" w:line="360" w:before="0" w:after="0"/>
               <w:jc w:val="both"/>
               <w:rPr>
@@ -10227,12 +10298,13 @@
         </w:tc>
         <w:tc>
           <w:tcPr>
-            <w:tcW w:w="2124" w:type="dxa"/>
-            <w:tcBorders/>
-          </w:tcPr>
-          <w:p>
-            <w:pPr>
-              <w:pStyle w:val="Normal"/>
+            <w:tcW w:w="2125" w:type="dxa"/>
+            <w:tcBorders/>
+          </w:tcPr>
+          <w:p>
+            <w:pPr>
+              <w:pStyle w:val="Normal"/>
+              <w:suppressAutoHyphens w:val="true"/>
               <w:spacing w:lineRule="auto" w:line="360" w:before="0" w:after="0"/>
               <w:jc w:val="both"/>
               <w:rPr>
@@ -10258,6 +10330,7 @@
           <w:p>
             <w:pPr>
               <w:pStyle w:val="Normal"/>
+              <w:suppressAutoHyphens w:val="true"/>
               <w:spacing w:lineRule="auto" w:line="360" w:before="0" w:after="0"/>
               <w:jc w:val="both"/>
               <w:rPr>
@@ -10280,12 +10353,13 @@
         <w:trPr/>
         <w:tc>
           <w:tcPr>
-            <w:tcW w:w="509" w:type="dxa"/>
-            <w:tcBorders/>
-          </w:tcPr>
-          <w:p>
-            <w:pPr>
-              <w:pStyle w:val="Normal"/>
+            <w:tcW w:w="508" w:type="dxa"/>
+            <w:tcBorders/>
+          </w:tcPr>
+          <w:p>
+            <w:pPr>
+              <w:pStyle w:val="Normal"/>
+              <w:suppressAutoHyphens w:val="true"/>
               <w:spacing w:lineRule="auto" w:line="360" w:before="0" w:after="0"/>
               <w:jc w:val="both"/>
               <w:rPr>
@@ -10305,12 +10379,13 @@
         </w:tc>
         <w:tc>
           <w:tcPr>
-            <w:tcW w:w="2014" w:type="dxa"/>
-            <w:tcBorders/>
-          </w:tcPr>
-          <w:p>
-            <w:pPr>
-              <w:pStyle w:val="Normal"/>
+            <w:tcW w:w="2015" w:type="dxa"/>
+            <w:tcBorders/>
+          </w:tcPr>
+          <w:p>
+            <w:pPr>
+              <w:pStyle w:val="Normal"/>
+              <w:suppressAutoHyphens w:val="true"/>
               <w:spacing w:lineRule="auto" w:line="360" w:before="0" w:after="0"/>
               <w:jc w:val="both"/>
               <w:rPr>
@@ -10330,12 +10405,13 @@
         </w:tc>
         <w:tc>
           <w:tcPr>
-            <w:tcW w:w="1730" w:type="dxa"/>
-            <w:tcBorders/>
-          </w:tcPr>
-          <w:p>
-            <w:pPr>
-              <w:pStyle w:val="Normal"/>
+            <w:tcW w:w="1729" w:type="dxa"/>
+            <w:tcBorders/>
+          </w:tcPr>
+          <w:p>
+            <w:pPr>
+              <w:pStyle w:val="Normal"/>
+              <w:suppressAutoHyphens w:val="true"/>
               <w:spacing w:lineRule="auto" w:line="360" w:before="0" w:after="0"/>
               <w:jc w:val="both"/>
               <w:rPr>
@@ -10355,12 +10431,13 @@
         </w:tc>
         <w:tc>
           <w:tcPr>
-            <w:tcW w:w="2124" w:type="dxa"/>
-            <w:tcBorders/>
-          </w:tcPr>
-          <w:p>
-            <w:pPr>
-              <w:pStyle w:val="Normal"/>
+            <w:tcW w:w="2125" w:type="dxa"/>
+            <w:tcBorders/>
+          </w:tcPr>
+          <w:p>
+            <w:pPr>
+              <w:pStyle w:val="Normal"/>
+              <w:suppressAutoHyphens w:val="true"/>
               <w:spacing w:lineRule="auto" w:line="360" w:before="0" w:after="0"/>
               <w:jc w:val="both"/>
               <w:rPr>
@@ -10386,6 +10463,7 @@
           <w:p>
             <w:pPr>
               <w:pStyle w:val="Normal"/>
+              <w:suppressAutoHyphens w:val="true"/>
               <w:spacing w:lineRule="auto" w:line="360" w:before="0" w:after="0"/>
               <w:jc w:val="both"/>
               <w:rPr>
@@ -10408,12 +10486,13 @@
         <w:trPr/>
         <w:tc>
           <w:tcPr>
-            <w:tcW w:w="509" w:type="dxa"/>
-            <w:tcBorders/>
-          </w:tcPr>
-          <w:p>
-            <w:pPr>
-              <w:pStyle w:val="Normal"/>
+            <w:tcW w:w="508" w:type="dxa"/>
+            <w:tcBorders/>
+          </w:tcPr>
+          <w:p>
+            <w:pPr>
+              <w:pStyle w:val="Normal"/>
+              <w:suppressAutoHyphens w:val="true"/>
               <w:spacing w:lineRule="auto" w:line="360" w:before="0" w:after="0"/>
               <w:jc w:val="both"/>
               <w:rPr>
@@ -10433,12 +10512,13 @@
         </w:tc>
         <w:tc>
           <w:tcPr>
-            <w:tcW w:w="2014" w:type="dxa"/>
-            <w:tcBorders/>
-          </w:tcPr>
-          <w:p>
-            <w:pPr>
-              <w:pStyle w:val="Normal"/>
+            <w:tcW w:w="2015" w:type="dxa"/>
+            <w:tcBorders/>
+          </w:tcPr>
+          <w:p>
+            <w:pPr>
+              <w:pStyle w:val="Normal"/>
+              <w:suppressAutoHyphens w:val="true"/>
               <w:spacing w:lineRule="auto" w:line="360" w:before="0" w:after="0"/>
               <w:jc w:val="both"/>
               <w:rPr>
@@ -10458,12 +10538,13 @@
         </w:tc>
         <w:tc>
           <w:tcPr>
-            <w:tcW w:w="1730" w:type="dxa"/>
-            <w:tcBorders/>
-          </w:tcPr>
-          <w:p>
-            <w:pPr>
-              <w:pStyle w:val="Normal"/>
+            <w:tcW w:w="1729" w:type="dxa"/>
+            <w:tcBorders/>
+          </w:tcPr>
+          <w:p>
+            <w:pPr>
+              <w:pStyle w:val="Normal"/>
+              <w:suppressAutoHyphens w:val="true"/>
               <w:spacing w:lineRule="auto" w:line="360" w:before="0" w:after="0"/>
               <w:jc w:val="both"/>
               <w:rPr>
@@ -10483,12 +10564,13 @@
         </w:tc>
         <w:tc>
           <w:tcPr>
-            <w:tcW w:w="2124" w:type="dxa"/>
-            <w:tcBorders/>
-          </w:tcPr>
-          <w:p>
-            <w:pPr>
-              <w:pStyle w:val="Normal"/>
+            <w:tcW w:w="2125" w:type="dxa"/>
+            <w:tcBorders/>
+          </w:tcPr>
+          <w:p>
+            <w:pPr>
+              <w:pStyle w:val="Normal"/>
+              <w:suppressAutoHyphens w:val="true"/>
               <w:spacing w:lineRule="auto" w:line="360" w:before="0" w:after="0"/>
               <w:jc w:val="both"/>
               <w:rPr>
@@ -10514,6 +10596,7 @@
           <w:p>
             <w:pPr>
               <w:pStyle w:val="Normal"/>
+              <w:suppressAutoHyphens w:val="true"/>
               <w:spacing w:lineRule="auto" w:line="360" w:before="0" w:after="0"/>
               <w:jc w:val="both"/>
               <w:rPr>
@@ -10536,12 +10619,13 @@
         <w:trPr/>
         <w:tc>
           <w:tcPr>
-            <w:tcW w:w="509" w:type="dxa"/>
-            <w:tcBorders/>
-          </w:tcPr>
-          <w:p>
-            <w:pPr>
-              <w:pStyle w:val="Normal"/>
+            <w:tcW w:w="508" w:type="dxa"/>
+            <w:tcBorders/>
+          </w:tcPr>
+          <w:p>
+            <w:pPr>
+              <w:pStyle w:val="Normal"/>
+              <w:suppressAutoHyphens w:val="true"/>
               <w:spacing w:lineRule="auto" w:line="360" w:before="0" w:after="0"/>
               <w:jc w:val="both"/>
               <w:rPr>
@@ -10561,12 +10645,13 @@
         </w:tc>
         <w:tc>
           <w:tcPr>
-            <w:tcW w:w="2014" w:type="dxa"/>
-            <w:tcBorders/>
-          </w:tcPr>
-          <w:p>
-            <w:pPr>
-              <w:pStyle w:val="Normal"/>
+            <w:tcW w:w="2015" w:type="dxa"/>
+            <w:tcBorders/>
+          </w:tcPr>
+          <w:p>
+            <w:pPr>
+              <w:pStyle w:val="Normal"/>
+              <w:suppressAutoHyphens w:val="true"/>
               <w:spacing w:lineRule="auto" w:line="360" w:before="0" w:after="0"/>
               <w:jc w:val="both"/>
               <w:rPr>
@@ -10586,12 +10671,13 @@
         </w:tc>
         <w:tc>
           <w:tcPr>
-            <w:tcW w:w="1730" w:type="dxa"/>
-            <w:tcBorders/>
-          </w:tcPr>
-          <w:p>
-            <w:pPr>
-              <w:pStyle w:val="Normal"/>
+            <w:tcW w:w="1729" w:type="dxa"/>
+            <w:tcBorders/>
+          </w:tcPr>
+          <w:p>
+            <w:pPr>
+              <w:pStyle w:val="Normal"/>
+              <w:suppressAutoHyphens w:val="true"/>
               <w:spacing w:lineRule="auto" w:line="360" w:before="0" w:after="0"/>
               <w:jc w:val="both"/>
               <w:rPr>
@@ -10611,12 +10697,13 @@
         </w:tc>
         <w:tc>
           <w:tcPr>
-            <w:tcW w:w="2124" w:type="dxa"/>
-            <w:tcBorders/>
-          </w:tcPr>
-          <w:p>
-            <w:pPr>
-              <w:pStyle w:val="Normal"/>
+            <w:tcW w:w="2125" w:type="dxa"/>
+            <w:tcBorders/>
+          </w:tcPr>
+          <w:p>
+            <w:pPr>
+              <w:pStyle w:val="Normal"/>
+              <w:suppressAutoHyphens w:val="true"/>
               <w:spacing w:lineRule="auto" w:line="360" w:before="0" w:after="0"/>
               <w:jc w:val="both"/>
               <w:rPr>
@@ -10642,6 +10729,7 @@
           <w:p>
             <w:pPr>
               <w:pStyle w:val="Normal"/>
+              <w:suppressAutoHyphens w:val="true"/>
               <w:spacing w:lineRule="auto" w:line="360" w:before="0" w:after="0"/>
               <w:jc w:val="both"/>
               <w:rPr>
@@ -10664,12 +10752,13 @@
         <w:trPr/>
         <w:tc>
           <w:tcPr>
-            <w:tcW w:w="509" w:type="dxa"/>
-            <w:tcBorders/>
-          </w:tcPr>
-          <w:p>
-            <w:pPr>
-              <w:pStyle w:val="Normal"/>
+            <w:tcW w:w="508" w:type="dxa"/>
+            <w:tcBorders/>
+          </w:tcPr>
+          <w:p>
+            <w:pPr>
+              <w:pStyle w:val="Normal"/>
+              <w:suppressAutoHyphens w:val="true"/>
               <w:spacing w:lineRule="auto" w:line="360" w:before="0" w:after="0"/>
               <w:jc w:val="both"/>
               <w:rPr>
@@ -10689,12 +10778,13 @@
         </w:tc>
         <w:tc>
           <w:tcPr>
-            <w:tcW w:w="2014" w:type="dxa"/>
-            <w:tcBorders/>
-          </w:tcPr>
-          <w:p>
-            <w:pPr>
-              <w:pStyle w:val="Normal"/>
+            <w:tcW w:w="2015" w:type="dxa"/>
+            <w:tcBorders/>
+          </w:tcPr>
+          <w:p>
+            <w:pPr>
+              <w:pStyle w:val="Normal"/>
+              <w:suppressAutoHyphens w:val="true"/>
               <w:spacing w:lineRule="auto" w:line="360" w:before="0" w:after="0"/>
               <w:jc w:val="both"/>
               <w:rPr>
@@ -10714,12 +10804,13 @@
         </w:tc>
         <w:tc>
           <w:tcPr>
-            <w:tcW w:w="1730" w:type="dxa"/>
-            <w:tcBorders/>
-          </w:tcPr>
-          <w:p>
-            <w:pPr>
-              <w:pStyle w:val="Normal"/>
+            <w:tcW w:w="1729" w:type="dxa"/>
+            <w:tcBorders/>
+          </w:tcPr>
+          <w:p>
+            <w:pPr>
+              <w:pStyle w:val="Normal"/>
+              <w:suppressAutoHyphens w:val="true"/>
               <w:spacing w:lineRule="auto" w:line="360" w:before="0" w:after="0"/>
               <w:jc w:val="both"/>
               <w:rPr>
@@ -10739,12 +10830,13 @@
         </w:tc>
         <w:tc>
           <w:tcPr>
-            <w:tcW w:w="2124" w:type="dxa"/>
-            <w:tcBorders/>
-          </w:tcPr>
-          <w:p>
-            <w:pPr>
-              <w:pStyle w:val="Normal"/>
+            <w:tcW w:w="2125" w:type="dxa"/>
+            <w:tcBorders/>
+          </w:tcPr>
+          <w:p>
+            <w:pPr>
+              <w:pStyle w:val="Normal"/>
+              <w:suppressAutoHyphens w:val="true"/>
               <w:spacing w:lineRule="auto" w:line="360" w:before="0" w:after="0"/>
               <w:jc w:val="both"/>
               <w:rPr>
@@ -10770,6 +10862,7 @@
           <w:p>
             <w:pPr>
               <w:pStyle w:val="Normal"/>
+              <w:suppressAutoHyphens w:val="true"/>
               <w:spacing w:lineRule="auto" w:line="360" w:before="0" w:after="0"/>
               <w:jc w:val="both"/>
               <w:rPr>
@@ -10970,19 +11063,20 @@
         <w:tblLook w:noHBand="0" w:noVBand="1" w:firstColumn="1" w:lastRow="0" w:lastColumn="0" w:firstRow="1" w:val="04a0"/>
       </w:tblPr>
       <w:tblGrid>
-        <w:gridCol w:w="3113"/>
-        <w:gridCol w:w="4814"/>
+        <w:gridCol w:w="3112"/>
+        <w:gridCol w:w="4815"/>
       </w:tblGrid>
       <w:tr>
         <w:trPr/>
         <w:tc>
           <w:tcPr>
-            <w:tcW w:w="3113" w:type="dxa"/>
-            <w:tcBorders/>
-          </w:tcPr>
-          <w:p>
-            <w:pPr>
-              <w:pStyle w:val="Normal"/>
+            <w:tcW w:w="3112" w:type="dxa"/>
+            <w:tcBorders/>
+          </w:tcPr>
+          <w:p>
+            <w:pPr>
+              <w:pStyle w:val="Normal"/>
+              <w:suppressAutoHyphens w:val="true"/>
               <w:spacing w:lineRule="auto" w:line="360" w:before="0" w:after="0"/>
               <w:jc w:val="both"/>
               <w:rPr>
@@ -11002,12 +11096,13 @@
         </w:tc>
         <w:tc>
           <w:tcPr>
-            <w:tcW w:w="4814" w:type="dxa"/>
-            <w:tcBorders/>
-          </w:tcPr>
-          <w:p>
-            <w:pPr>
-              <w:pStyle w:val="Normal"/>
+            <w:tcW w:w="4815" w:type="dxa"/>
+            <w:tcBorders/>
+          </w:tcPr>
+          <w:p>
+            <w:pPr>
+              <w:pStyle w:val="Normal"/>
+              <w:suppressAutoHyphens w:val="true"/>
               <w:spacing w:lineRule="auto" w:line="360" w:before="0" w:after="0"/>
               <w:jc w:val="both"/>
               <w:rPr>
@@ -11030,12 +11125,13 @@
         <w:trPr/>
         <w:tc>
           <w:tcPr>
-            <w:tcW w:w="3113" w:type="dxa"/>
-            <w:tcBorders/>
-          </w:tcPr>
-          <w:p>
-            <w:pPr>
-              <w:pStyle w:val="Normal"/>
+            <w:tcW w:w="3112" w:type="dxa"/>
+            <w:tcBorders/>
+          </w:tcPr>
+          <w:p>
+            <w:pPr>
+              <w:pStyle w:val="Normal"/>
+              <w:suppressAutoHyphens w:val="true"/>
               <w:spacing w:lineRule="auto" w:line="360" w:before="0" w:after="0"/>
               <w:jc w:val="both"/>
               <w:rPr>
@@ -11055,12 +11151,13 @@
         </w:tc>
         <w:tc>
           <w:tcPr>
-            <w:tcW w:w="4814" w:type="dxa"/>
-            <w:tcBorders/>
-          </w:tcPr>
-          <w:p>
-            <w:pPr>
-              <w:pStyle w:val="Normal"/>
+            <w:tcW w:w="4815" w:type="dxa"/>
+            <w:tcBorders/>
+          </w:tcPr>
+          <w:p>
+            <w:pPr>
+              <w:pStyle w:val="Normal"/>
+              <w:suppressAutoHyphens w:val="true"/>
               <w:spacing w:lineRule="auto" w:line="360" w:before="0" w:after="0"/>
               <w:jc w:val="both"/>
               <w:rPr>
@@ -11083,12 +11180,13 @@
         <w:trPr/>
         <w:tc>
           <w:tcPr>
-            <w:tcW w:w="3113" w:type="dxa"/>
-            <w:tcBorders/>
-          </w:tcPr>
-          <w:p>
-            <w:pPr>
-              <w:pStyle w:val="Normal"/>
+            <w:tcW w:w="3112" w:type="dxa"/>
+            <w:tcBorders/>
+          </w:tcPr>
+          <w:p>
+            <w:pPr>
+              <w:pStyle w:val="Normal"/>
+              <w:suppressAutoHyphens w:val="true"/>
               <w:spacing w:lineRule="auto" w:line="360" w:before="0" w:after="0"/>
               <w:jc w:val="both"/>
               <w:rPr>
@@ -11108,12 +11206,13 @@
         </w:tc>
         <w:tc>
           <w:tcPr>
-            <w:tcW w:w="4814" w:type="dxa"/>
-            <w:tcBorders/>
-          </w:tcPr>
-          <w:p>
-            <w:pPr>
-              <w:pStyle w:val="Normal"/>
+            <w:tcW w:w="4815" w:type="dxa"/>
+            <w:tcBorders/>
+          </w:tcPr>
+          <w:p>
+            <w:pPr>
+              <w:pStyle w:val="Normal"/>
+              <w:suppressAutoHyphens w:val="true"/>
               <w:spacing w:lineRule="auto" w:line="360" w:before="0" w:after="0"/>
               <w:jc w:val="both"/>
               <w:rPr>
@@ -11136,12 +11235,13 @@
         <w:trPr/>
         <w:tc>
           <w:tcPr>
-            <w:tcW w:w="3113" w:type="dxa"/>
-            <w:tcBorders/>
-          </w:tcPr>
-          <w:p>
-            <w:pPr>
-              <w:pStyle w:val="Normal"/>
+            <w:tcW w:w="3112" w:type="dxa"/>
+            <w:tcBorders/>
+          </w:tcPr>
+          <w:p>
+            <w:pPr>
+              <w:pStyle w:val="Normal"/>
+              <w:suppressAutoHyphens w:val="true"/>
               <w:spacing w:lineRule="auto" w:line="360" w:before="0" w:after="0"/>
               <w:jc w:val="both"/>
               <w:rPr>
@@ -11161,12 +11261,13 @@
         </w:tc>
         <w:tc>
           <w:tcPr>
-            <w:tcW w:w="4814" w:type="dxa"/>
-            <w:tcBorders/>
-          </w:tcPr>
-          <w:p>
-            <w:pPr>
-              <w:pStyle w:val="Normal"/>
+            <w:tcW w:w="4815" w:type="dxa"/>
+            <w:tcBorders/>
+          </w:tcPr>
+          <w:p>
+            <w:pPr>
+              <w:pStyle w:val="Normal"/>
+              <w:suppressAutoHyphens w:val="true"/>
               <w:spacing w:lineRule="auto" w:line="360" w:before="0" w:after="0"/>
               <w:jc w:val="both"/>
               <w:rPr>
@@ -11189,12 +11290,13 @@
         <w:trPr/>
         <w:tc>
           <w:tcPr>
-            <w:tcW w:w="3113" w:type="dxa"/>
-            <w:tcBorders/>
-          </w:tcPr>
-          <w:p>
-            <w:pPr>
-              <w:pStyle w:val="Normal"/>
+            <w:tcW w:w="3112" w:type="dxa"/>
+            <w:tcBorders/>
+          </w:tcPr>
+          <w:p>
+            <w:pPr>
+              <w:pStyle w:val="Normal"/>
+              <w:suppressAutoHyphens w:val="true"/>
               <w:spacing w:lineRule="auto" w:line="360" w:before="0" w:after="0"/>
               <w:jc w:val="both"/>
               <w:rPr>
@@ -11214,12 +11316,13 @@
         </w:tc>
         <w:tc>
           <w:tcPr>
-            <w:tcW w:w="4814" w:type="dxa"/>
-            <w:tcBorders/>
-          </w:tcPr>
-          <w:p>
-            <w:pPr>
-              <w:pStyle w:val="Normal"/>
+            <w:tcW w:w="4815" w:type="dxa"/>
+            <w:tcBorders/>
+          </w:tcPr>
+          <w:p>
+            <w:pPr>
+              <w:pStyle w:val="Normal"/>
+              <w:suppressAutoHyphens w:val="true"/>
               <w:spacing w:lineRule="auto" w:line="360" w:before="0" w:after="0"/>
               <w:jc w:val="both"/>
               <w:rPr>
@@ -11242,12 +11345,13 @@
         <w:trPr/>
         <w:tc>
           <w:tcPr>
-            <w:tcW w:w="3113" w:type="dxa"/>
-            <w:tcBorders/>
-          </w:tcPr>
-          <w:p>
-            <w:pPr>
-              <w:pStyle w:val="Normal"/>
+            <w:tcW w:w="3112" w:type="dxa"/>
+            <w:tcBorders/>
+          </w:tcPr>
+          <w:p>
+            <w:pPr>
+              <w:pStyle w:val="Normal"/>
+              <w:suppressAutoHyphens w:val="true"/>
               <w:spacing w:lineRule="auto" w:line="360" w:before="0" w:after="0"/>
               <w:jc w:val="both"/>
               <w:rPr>
@@ -11267,12 +11371,13 @@
         </w:tc>
         <w:tc>
           <w:tcPr>
-            <w:tcW w:w="4814" w:type="dxa"/>
-            <w:tcBorders/>
-          </w:tcPr>
-          <w:p>
-            <w:pPr>
-              <w:pStyle w:val="Normal"/>
+            <w:tcW w:w="4815" w:type="dxa"/>
+            <w:tcBorders/>
+          </w:tcPr>
+          <w:p>
+            <w:pPr>
+              <w:pStyle w:val="Normal"/>
+              <w:suppressAutoHyphens w:val="true"/>
               <w:spacing w:lineRule="auto" w:line="360" w:before="0" w:after="0"/>
               <w:jc w:val="both"/>
               <w:rPr>
@@ -11295,12 +11400,13 @@
         <w:trPr/>
         <w:tc>
           <w:tcPr>
-            <w:tcW w:w="3113" w:type="dxa"/>
-            <w:tcBorders/>
-          </w:tcPr>
-          <w:p>
-            <w:pPr>
-              <w:pStyle w:val="Normal"/>
+            <w:tcW w:w="3112" w:type="dxa"/>
+            <w:tcBorders/>
+          </w:tcPr>
+          <w:p>
+            <w:pPr>
+              <w:pStyle w:val="Normal"/>
+              <w:suppressAutoHyphens w:val="true"/>
               <w:spacing w:lineRule="auto" w:line="360" w:before="0" w:after="0"/>
               <w:jc w:val="both"/>
               <w:rPr>
@@ -11320,12 +11426,13 @@
         </w:tc>
         <w:tc>
           <w:tcPr>
-            <w:tcW w:w="4814" w:type="dxa"/>
-            <w:tcBorders/>
-          </w:tcPr>
-          <w:p>
-            <w:pPr>
-              <w:pStyle w:val="Normal"/>
+            <w:tcW w:w="4815" w:type="dxa"/>
+            <w:tcBorders/>
+          </w:tcPr>
+          <w:p>
+            <w:pPr>
+              <w:pStyle w:val="Normal"/>
+              <w:suppressAutoHyphens w:val="true"/>
               <w:spacing w:lineRule="auto" w:line="360" w:before="0" w:after="0"/>
               <w:jc w:val="both"/>
               <w:rPr>
@@ -11348,12 +11455,13 @@
         <w:trPr/>
         <w:tc>
           <w:tcPr>
-            <w:tcW w:w="3113" w:type="dxa"/>
-            <w:tcBorders/>
-          </w:tcPr>
-          <w:p>
-            <w:pPr>
-              <w:pStyle w:val="Normal"/>
+            <w:tcW w:w="3112" w:type="dxa"/>
+            <w:tcBorders/>
+          </w:tcPr>
+          <w:p>
+            <w:pPr>
+              <w:pStyle w:val="Normal"/>
+              <w:suppressAutoHyphens w:val="true"/>
               <w:spacing w:lineRule="auto" w:line="360" w:before="0" w:after="0"/>
               <w:jc w:val="both"/>
               <w:rPr>
@@ -11373,12 +11481,13 @@
         </w:tc>
         <w:tc>
           <w:tcPr>
-            <w:tcW w:w="4814" w:type="dxa"/>
-            <w:tcBorders/>
-          </w:tcPr>
-          <w:p>
-            <w:pPr>
-              <w:pStyle w:val="Normal"/>
+            <w:tcW w:w="4815" w:type="dxa"/>
+            <w:tcBorders/>
+          </w:tcPr>
+          <w:p>
+            <w:pPr>
+              <w:pStyle w:val="Normal"/>
+              <w:suppressAutoHyphens w:val="true"/>
               <w:spacing w:lineRule="auto" w:line="360" w:before="0" w:after="0"/>
               <w:jc w:val="both"/>
               <w:rPr>
@@ -11401,12 +11510,13 @@
         <w:trPr/>
         <w:tc>
           <w:tcPr>
-            <w:tcW w:w="3113" w:type="dxa"/>
-            <w:tcBorders/>
-          </w:tcPr>
-          <w:p>
-            <w:pPr>
-              <w:pStyle w:val="Normal"/>
+            <w:tcW w:w="3112" w:type="dxa"/>
+            <w:tcBorders/>
+          </w:tcPr>
+          <w:p>
+            <w:pPr>
+              <w:pStyle w:val="Normal"/>
+              <w:suppressAutoHyphens w:val="true"/>
               <w:spacing w:lineRule="auto" w:line="360" w:before="0" w:after="0"/>
               <w:jc w:val="both"/>
               <w:rPr>
@@ -11426,12 +11536,13 @@
         </w:tc>
         <w:tc>
           <w:tcPr>
-            <w:tcW w:w="4814" w:type="dxa"/>
-            <w:tcBorders/>
-          </w:tcPr>
-          <w:p>
-            <w:pPr>
-              <w:pStyle w:val="Normal"/>
+            <w:tcW w:w="4815" w:type="dxa"/>
+            <w:tcBorders/>
+          </w:tcPr>
+          <w:p>
+            <w:pPr>
+              <w:pStyle w:val="Normal"/>
+              <w:suppressAutoHyphens w:val="true"/>
               <w:spacing w:lineRule="auto" w:line="360" w:before="0" w:after="0"/>
               <w:jc w:val="both"/>
               <w:rPr>
@@ -11454,12 +11565,13 @@
         <w:trPr/>
         <w:tc>
           <w:tcPr>
-            <w:tcW w:w="3113" w:type="dxa"/>
-            <w:tcBorders/>
-          </w:tcPr>
-          <w:p>
-            <w:pPr>
-              <w:pStyle w:val="Normal"/>
+            <w:tcW w:w="3112" w:type="dxa"/>
+            <w:tcBorders/>
+          </w:tcPr>
+          <w:p>
+            <w:pPr>
+              <w:pStyle w:val="Normal"/>
+              <w:suppressAutoHyphens w:val="true"/>
               <w:spacing w:lineRule="auto" w:line="360" w:before="0" w:after="0"/>
               <w:jc w:val="both"/>
               <w:rPr>
@@ -11479,12 +11591,13 @@
         </w:tc>
         <w:tc>
           <w:tcPr>
-            <w:tcW w:w="4814" w:type="dxa"/>
-            <w:tcBorders/>
-          </w:tcPr>
-          <w:p>
-            <w:pPr>
-              <w:pStyle w:val="Normal"/>
+            <w:tcW w:w="4815" w:type="dxa"/>
+            <w:tcBorders/>
+          </w:tcPr>
+          <w:p>
+            <w:pPr>
+              <w:pStyle w:val="Normal"/>
+              <w:suppressAutoHyphens w:val="true"/>
               <w:spacing w:lineRule="auto" w:line="360" w:before="0" w:after="0"/>
               <w:jc w:val="both"/>
               <w:rPr>
@@ -11507,12 +11620,13 @@
         <w:trPr/>
         <w:tc>
           <w:tcPr>
-            <w:tcW w:w="3113" w:type="dxa"/>
-            <w:tcBorders/>
-          </w:tcPr>
-          <w:p>
-            <w:pPr>
-              <w:pStyle w:val="Normal"/>
+            <w:tcW w:w="3112" w:type="dxa"/>
+            <w:tcBorders/>
+          </w:tcPr>
+          <w:p>
+            <w:pPr>
+              <w:pStyle w:val="Normal"/>
+              <w:suppressAutoHyphens w:val="true"/>
               <w:spacing w:lineRule="auto" w:line="360" w:before="0" w:after="0"/>
               <w:jc w:val="both"/>
               <w:rPr>
@@ -11532,12 +11646,13 @@
         </w:tc>
         <w:tc>
           <w:tcPr>
-            <w:tcW w:w="4814" w:type="dxa"/>
-            <w:tcBorders/>
-          </w:tcPr>
-          <w:p>
-            <w:pPr>
-              <w:pStyle w:val="Normal"/>
+            <w:tcW w:w="4815" w:type="dxa"/>
+            <w:tcBorders/>
+          </w:tcPr>
+          <w:p>
+            <w:pPr>
+              <w:pStyle w:val="Normal"/>
+              <w:suppressAutoHyphens w:val="true"/>
               <w:spacing w:lineRule="auto" w:line="360" w:before="0" w:after="0"/>
               <w:jc w:val="both"/>
               <w:rPr>
@@ -11560,12 +11675,13 @@
         <w:trPr/>
         <w:tc>
           <w:tcPr>
-            <w:tcW w:w="3113" w:type="dxa"/>
-            <w:tcBorders/>
-          </w:tcPr>
-          <w:p>
-            <w:pPr>
-              <w:pStyle w:val="Normal"/>
+            <w:tcW w:w="3112" w:type="dxa"/>
+            <w:tcBorders/>
+          </w:tcPr>
+          <w:p>
+            <w:pPr>
+              <w:pStyle w:val="Normal"/>
+              <w:suppressAutoHyphens w:val="true"/>
               <w:spacing w:lineRule="auto" w:line="360" w:before="0" w:after="0"/>
               <w:jc w:val="both"/>
               <w:rPr>
@@ -11585,12 +11701,13 @@
         </w:tc>
         <w:tc>
           <w:tcPr>
-            <w:tcW w:w="4814" w:type="dxa"/>
-            <w:tcBorders/>
-          </w:tcPr>
-          <w:p>
-            <w:pPr>
-              <w:pStyle w:val="Normal"/>
+            <w:tcW w:w="4815" w:type="dxa"/>
+            <w:tcBorders/>
+          </w:tcPr>
+          <w:p>
+            <w:pPr>
+              <w:pStyle w:val="Normal"/>
+              <w:suppressAutoHyphens w:val="true"/>
               <w:spacing w:lineRule="auto" w:line="360" w:before="0" w:after="0"/>
               <w:jc w:val="both"/>
               <w:rPr>
@@ -11613,12 +11730,13 @@
         <w:trPr/>
         <w:tc>
           <w:tcPr>
-            <w:tcW w:w="3113" w:type="dxa"/>
-            <w:tcBorders/>
-          </w:tcPr>
-          <w:p>
-            <w:pPr>
-              <w:pStyle w:val="Normal"/>
+            <w:tcW w:w="3112" w:type="dxa"/>
+            <w:tcBorders/>
+          </w:tcPr>
+          <w:p>
+            <w:pPr>
+              <w:pStyle w:val="Normal"/>
+              <w:suppressAutoHyphens w:val="true"/>
               <w:spacing w:lineRule="auto" w:line="360" w:before="0" w:after="0"/>
               <w:jc w:val="both"/>
               <w:rPr>
@@ -11638,12 +11756,13 @@
         </w:tc>
         <w:tc>
           <w:tcPr>
-            <w:tcW w:w="4814" w:type="dxa"/>
-            <w:tcBorders/>
-          </w:tcPr>
-          <w:p>
-            <w:pPr>
-              <w:pStyle w:val="Normal"/>
+            <w:tcW w:w="4815" w:type="dxa"/>
+            <w:tcBorders/>
+          </w:tcPr>
+          <w:p>
+            <w:pPr>
+              <w:pStyle w:val="Normal"/>
+              <w:suppressAutoHyphens w:val="true"/>
               <w:spacing w:lineRule="auto" w:line="360" w:before="0" w:after="0"/>
               <w:jc w:val="both"/>
               <w:rPr>
@@ -11666,12 +11785,13 @@
         <w:trPr/>
         <w:tc>
           <w:tcPr>
-            <w:tcW w:w="3113" w:type="dxa"/>
-            <w:tcBorders/>
-          </w:tcPr>
-          <w:p>
-            <w:pPr>
-              <w:pStyle w:val="Normal"/>
+            <w:tcW w:w="3112" w:type="dxa"/>
+            <w:tcBorders/>
+          </w:tcPr>
+          <w:p>
+            <w:pPr>
+              <w:pStyle w:val="Normal"/>
+              <w:suppressAutoHyphens w:val="true"/>
               <w:spacing w:lineRule="auto" w:line="360" w:before="0" w:after="0"/>
               <w:jc w:val="both"/>
               <w:rPr>
@@ -11691,12 +11811,13 @@
         </w:tc>
         <w:tc>
           <w:tcPr>
-            <w:tcW w:w="4814" w:type="dxa"/>
-            <w:tcBorders/>
-          </w:tcPr>
-          <w:p>
-            <w:pPr>
-              <w:pStyle w:val="Normal"/>
+            <w:tcW w:w="4815" w:type="dxa"/>
+            <w:tcBorders/>
+          </w:tcPr>
+          <w:p>
+            <w:pPr>
+              <w:pStyle w:val="Normal"/>
+              <w:suppressAutoHyphens w:val="true"/>
               <w:spacing w:lineRule="auto" w:line="360" w:before="0" w:after="0"/>
               <w:jc w:val="both"/>
               <w:rPr>
@@ -11719,12 +11840,13 @@
         <w:trPr/>
         <w:tc>
           <w:tcPr>
-            <w:tcW w:w="3113" w:type="dxa"/>
-            <w:tcBorders/>
-          </w:tcPr>
-          <w:p>
-            <w:pPr>
-              <w:pStyle w:val="Normal"/>
+            <w:tcW w:w="3112" w:type="dxa"/>
+            <w:tcBorders/>
+          </w:tcPr>
+          <w:p>
+            <w:pPr>
+              <w:pStyle w:val="Normal"/>
+              <w:suppressAutoHyphens w:val="true"/>
               <w:spacing w:lineRule="auto" w:line="360" w:before="0" w:after="0"/>
               <w:jc w:val="both"/>
               <w:rPr>
@@ -11744,12 +11866,13 @@
         </w:tc>
         <w:tc>
           <w:tcPr>
-            <w:tcW w:w="4814" w:type="dxa"/>
-            <w:tcBorders/>
-          </w:tcPr>
-          <w:p>
-            <w:pPr>
-              <w:pStyle w:val="Normal"/>
+            <w:tcW w:w="4815" w:type="dxa"/>
+            <w:tcBorders/>
+          </w:tcPr>
+          <w:p>
+            <w:pPr>
+              <w:pStyle w:val="Normal"/>
+              <w:suppressAutoHyphens w:val="true"/>
               <w:spacing w:lineRule="auto" w:line="360" w:before="0" w:after="0"/>
               <w:jc w:val="both"/>
               <w:rPr>
@@ -12429,8 +12552,8 @@
       </w:tblPr>
       <w:tblGrid>
         <w:gridCol w:w="562"/>
-        <w:gridCol w:w="1133"/>
-        <w:gridCol w:w="284"/>
+        <w:gridCol w:w="1132"/>
+        <w:gridCol w:w="285"/>
         <w:gridCol w:w="5387"/>
       </w:tblGrid>
       <w:tr>
@@ -12448,6 +12571,7 @@
           <w:p>
             <w:pPr>
               <w:pStyle w:val="ListParagraph"/>
+              <w:suppressAutoHyphens w:val="true"/>
               <w:spacing w:before="0" w:after="0"/>
               <w:ind w:start="0"/>
               <w:contextualSpacing/>
@@ -12469,7 +12593,7 @@
         </w:tc>
         <w:tc>
           <w:tcPr>
-            <w:tcW w:w="1133" w:type="dxa"/>
+            <w:tcW w:w="1132" w:type="dxa"/>
             <w:tcBorders>
               <w:top w:val="nil"/>
               <w:start w:val="nil"/>
@@ -12480,6 +12604,7 @@
           <w:p>
             <w:pPr>
               <w:pStyle w:val="ListParagraph"/>
+              <w:suppressAutoHyphens w:val="true"/>
               <w:spacing w:before="0" w:after="0"/>
               <w:ind w:start="0"/>
               <w:contextualSpacing/>
@@ -12501,7 +12626,7 @@
         </w:tc>
         <w:tc>
           <w:tcPr>
-            <w:tcW w:w="284" w:type="dxa"/>
+            <w:tcW w:w="285" w:type="dxa"/>
             <w:tcBorders>
               <w:top w:val="nil"/>
               <w:start w:val="nil"/>
@@ -12512,6 +12637,7 @@
           <w:p>
             <w:pPr>
               <w:pStyle w:val="ListParagraph"/>
+              <w:suppressAutoHyphens w:val="true"/>
               <w:spacing w:before="0" w:after="0"/>
               <w:ind w:start="0"/>
               <w:contextualSpacing/>
@@ -12544,6 +12670,7 @@
           <w:p>
             <w:pPr>
               <w:pStyle w:val="Normal"/>
+              <w:suppressAutoHyphens w:val="true"/>
               <w:spacing w:before="0" w:after="0"/>
               <w:jc w:val="start"/>
               <w:rPr>
@@ -12577,6 +12704,7 @@
           <w:p>
             <w:pPr>
               <w:pStyle w:val="ListParagraph"/>
+              <w:suppressAutoHyphens w:val="true"/>
               <w:spacing w:before="0" w:after="0"/>
               <w:ind w:start="0"/>
               <w:contextualSpacing/>
@@ -12590,14 +12718,13 @@
               <w:rPr>
                 <w:sz w:val="24"/>
                 <w:szCs w:val="24"/>
-                <w:lang w:eastAsia="en-US" w:bidi="ar-SA"/>
-              </w:rPr>
-            </w:r>
-          </w:p>
-        </w:tc>
-        <w:tc>
-          <w:tcPr>
-            <w:tcW w:w="1133" w:type="dxa"/>
+              </w:rPr>
+            </w:r>
+          </w:p>
+        </w:tc>
+        <w:tc>
+          <w:tcPr>
+            <w:tcW w:w="1132" w:type="dxa"/>
             <w:tcBorders>
               <w:top w:val="nil"/>
               <w:start w:val="nil"/>
@@ -12608,6 +12735,7 @@
           <w:p>
             <w:pPr>
               <w:pStyle w:val="ListParagraph"/>
+              <w:suppressAutoHyphens w:val="true"/>
               <w:spacing w:before="0" w:after="0"/>
               <w:ind w:start="0"/>
               <w:contextualSpacing/>
@@ -12629,7 +12757,7 @@
         </w:tc>
         <w:tc>
           <w:tcPr>
-            <w:tcW w:w="284" w:type="dxa"/>
+            <w:tcW w:w="285" w:type="dxa"/>
             <w:tcBorders>
               <w:top w:val="nil"/>
               <w:start w:val="nil"/>
@@ -12640,6 +12768,7 @@
           <w:p>
             <w:pPr>
               <w:pStyle w:val="ListParagraph"/>
+              <w:suppressAutoHyphens w:val="true"/>
               <w:spacing w:before="0" w:after="0"/>
               <w:ind w:start="0"/>
               <w:contextualSpacing/>
@@ -12672,6 +12801,7 @@
           <w:p>
             <w:pPr>
               <w:pStyle w:val="ListParagraph"/>
+              <w:suppressAutoHyphens w:val="true"/>
               <w:spacing w:before="0" w:after="0"/>
               <w:ind w:start="0"/>
               <w:contextualSpacing/>
@@ -12707,6 +12837,7 @@
           <w:p>
             <w:pPr>
               <w:pStyle w:val="ListParagraph"/>
+              <w:suppressAutoHyphens w:val="true"/>
               <w:spacing w:before="0" w:after="0"/>
               <w:ind w:start="0"/>
               <w:contextualSpacing/>
@@ -12728,7 +12859,7 @@
         </w:tc>
         <w:tc>
           <w:tcPr>
-            <w:tcW w:w="1133" w:type="dxa"/>
+            <w:tcW w:w="1132" w:type="dxa"/>
             <w:tcBorders>
               <w:top w:val="nil"/>
               <w:start w:val="nil"/>
@@ -12739,6 +12870,7 @@
           <w:p>
             <w:pPr>
               <w:pStyle w:val="ListParagraph"/>
+              <w:suppressAutoHyphens w:val="true"/>
               <w:spacing w:before="0" w:after="0"/>
               <w:ind w:start="0"/>
               <w:contextualSpacing/>
@@ -12760,7 +12892,7 @@
         </w:tc>
         <w:tc>
           <w:tcPr>
-            <w:tcW w:w="284" w:type="dxa"/>
+            <w:tcW w:w="285" w:type="dxa"/>
             <w:tcBorders>
               <w:top w:val="nil"/>
               <w:start w:val="nil"/>
@@ -12771,6 +12903,7 @@
           <w:p>
             <w:pPr>
               <w:pStyle w:val="ListParagraph"/>
+              <w:suppressAutoHyphens w:val="true"/>
               <w:spacing w:before="0" w:after="0"/>
               <w:ind w:start="0"/>
               <w:contextualSpacing/>
@@ -12803,6 +12936,7 @@
           <w:p>
             <w:pPr>
               <w:pStyle w:val="Normal"/>
+              <w:suppressAutoHyphens w:val="true"/>
               <w:spacing w:before="0" w:after="0"/>
               <w:jc w:val="start"/>
               <w:rPr>
@@ -12836,6 +12970,7 @@
           <w:p>
             <w:pPr>
               <w:pStyle w:val="ListParagraph"/>
+              <w:suppressAutoHyphens w:val="true"/>
               <w:spacing w:before="0" w:after="0"/>
               <w:ind w:start="0"/>
               <w:contextualSpacing/>
@@ -12849,14 +12984,13 @@
               <w:rPr>
                 <w:sz w:val="24"/>
                 <w:szCs w:val="24"/>
-                <w:lang w:eastAsia="en-US" w:bidi="ar-SA"/>
-              </w:rPr>
-            </w:r>
-          </w:p>
-        </w:tc>
-        <w:tc>
-          <w:tcPr>
-            <w:tcW w:w="1133" w:type="dxa"/>
+              </w:rPr>
+            </w:r>
+          </w:p>
+        </w:tc>
+        <w:tc>
+          <w:tcPr>
+            <w:tcW w:w="1132" w:type="dxa"/>
             <w:tcBorders>
               <w:top w:val="nil"/>
               <w:start w:val="nil"/>
@@ -12867,6 +13001,7 @@
           <w:p>
             <w:pPr>
               <w:pStyle w:val="ListParagraph"/>
+              <w:suppressAutoHyphens w:val="true"/>
               <w:spacing w:before="0" w:after="0"/>
               <w:ind w:start="0"/>
               <w:contextualSpacing/>
@@ -12888,7 +13023,7 @@
         </w:tc>
         <w:tc>
           <w:tcPr>
-            <w:tcW w:w="284" w:type="dxa"/>
+            <w:tcW w:w="285" w:type="dxa"/>
             <w:tcBorders>
               <w:top w:val="nil"/>
               <w:start w:val="nil"/>
@@ -12899,6 +13034,7 @@
           <w:p>
             <w:pPr>
               <w:pStyle w:val="ListParagraph"/>
+              <w:suppressAutoHyphens w:val="true"/>
               <w:spacing w:before="0" w:after="0"/>
               <w:ind w:start="0"/>
               <w:contextualSpacing/>
@@ -12931,6 +13067,7 @@
           <w:p>
             <w:pPr>
               <w:pStyle w:val="ListParagraph"/>
+              <w:suppressAutoHyphens w:val="true"/>
               <w:spacing w:before="0" w:after="0"/>
               <w:ind w:start="0"/>
               <w:contextualSpacing/>
@@ -12968,6 +13105,7 @@
           <w:p>
             <w:pPr>
               <w:pStyle w:val="ListParagraph"/>
+              <w:suppressAutoHyphens w:val="true"/>
               <w:spacing w:before="0" w:after="0"/>
               <w:ind w:start="0"/>
               <w:contextualSpacing/>
@@ -12989,7 +13127,7 @@
         </w:tc>
         <w:tc>
           <w:tcPr>
-            <w:tcW w:w="1133" w:type="dxa"/>
+            <w:tcW w:w="1132" w:type="dxa"/>
             <w:tcBorders>
               <w:top w:val="nil"/>
               <w:start w:val="nil"/>
@@ -13000,6 +13138,7 @@
           <w:p>
             <w:pPr>
               <w:pStyle w:val="ListParagraph"/>
+              <w:suppressAutoHyphens w:val="true"/>
               <w:spacing w:before="0" w:after="0"/>
               <w:ind w:start="0"/>
               <w:contextualSpacing/>
@@ -13021,7 +13160,7 @@
         </w:tc>
         <w:tc>
           <w:tcPr>
-            <w:tcW w:w="284" w:type="dxa"/>
+            <w:tcW w:w="285" w:type="dxa"/>
             <w:tcBorders>
               <w:top w:val="nil"/>
               <w:start w:val="nil"/>
@@ -13032,6 +13171,7 @@
           <w:p>
             <w:pPr>
               <w:pStyle w:val="ListParagraph"/>
+              <w:suppressAutoHyphens w:val="true"/>
               <w:spacing w:before="0" w:after="0"/>
               <w:ind w:start="0"/>
               <w:contextualSpacing/>
@@ -13064,6 +13204,7 @@
           <w:p>
             <w:pPr>
               <w:pStyle w:val="Normal"/>
+              <w:suppressAutoHyphens w:val="true"/>
               <w:spacing w:before="0" w:after="0"/>
               <w:jc w:val="start"/>
               <w:rPr>
@@ -13097,6 +13238,7 @@
           <w:p>
             <w:pPr>
               <w:pStyle w:val="ListParagraph"/>
+              <w:suppressAutoHyphens w:val="true"/>
               <w:spacing w:before="0" w:after="0"/>
               <w:ind w:start="0"/>
               <w:contextualSpacing/>
@@ -13110,14 +13252,13 @@
               <w:rPr>
                 <w:sz w:val="24"/>
                 <w:szCs w:val="24"/>
-                <w:lang w:eastAsia="en-US" w:bidi="ar-SA"/>
-              </w:rPr>
-            </w:r>
-          </w:p>
-        </w:tc>
-        <w:tc>
-          <w:tcPr>
-            <w:tcW w:w="1133" w:type="dxa"/>
+              </w:rPr>
+            </w:r>
+          </w:p>
+        </w:tc>
+        <w:tc>
+          <w:tcPr>
+            <w:tcW w:w="1132" w:type="dxa"/>
             <w:tcBorders>
               <w:top w:val="nil"/>
               <w:start w:val="nil"/>
@@ -13128,6 +13269,7 @@
           <w:p>
             <w:pPr>
               <w:pStyle w:val="ListParagraph"/>
+              <w:suppressAutoHyphens w:val="true"/>
               <w:spacing w:before="0" w:after="0"/>
               <w:ind w:start="0"/>
               <w:contextualSpacing/>
@@ -13149,7 +13291,7 @@
         </w:tc>
         <w:tc>
           <w:tcPr>
-            <w:tcW w:w="284" w:type="dxa"/>
+            <w:tcW w:w="285" w:type="dxa"/>
             <w:tcBorders>
               <w:top w:val="nil"/>
               <w:start w:val="nil"/>
@@ -13160,6 +13302,7 @@
           <w:p>
             <w:pPr>
               <w:pStyle w:val="ListParagraph"/>
+              <w:suppressAutoHyphens w:val="true"/>
               <w:spacing w:before="0" w:after="0"/>
               <w:ind w:start="0"/>
               <w:contextualSpacing/>
@@ -13192,6 +13335,7 @@
           <w:p>
             <w:pPr>
               <w:pStyle w:val="ListParagraph"/>
+              <w:suppressAutoHyphens w:val="true"/>
               <w:spacing w:before="0" w:after="0"/>
               <w:ind w:start="0"/>
               <w:contextualSpacing/>
@@ -13227,6 +13371,7 @@
           <w:p>
             <w:pPr>
               <w:pStyle w:val="ListParagraph"/>
+              <w:suppressAutoHyphens w:val="true"/>
               <w:spacing w:before="0" w:after="0"/>
               <w:ind w:start="0"/>
               <w:contextualSpacing/>
@@ -13248,7 +13393,7 @@
         </w:tc>
         <w:tc>
           <w:tcPr>
-            <w:tcW w:w="1133" w:type="dxa"/>
+            <w:tcW w:w="1132" w:type="dxa"/>
             <w:tcBorders>
               <w:top w:val="nil"/>
               <w:start w:val="nil"/>
@@ -13259,6 +13404,7 @@
           <w:p>
             <w:pPr>
               <w:pStyle w:val="ListParagraph"/>
+              <w:suppressAutoHyphens w:val="true"/>
               <w:spacing w:before="0" w:after="0"/>
               <w:ind w:start="0"/>
               <w:contextualSpacing/>
@@ -13280,7 +13426,7 @@
         </w:tc>
         <w:tc>
           <w:tcPr>
-            <w:tcW w:w="284" w:type="dxa"/>
+            <w:tcW w:w="285" w:type="dxa"/>
             <w:tcBorders>
               <w:top w:val="nil"/>
               <w:start w:val="nil"/>
@@ -13291,6 +13437,7 @@
           <w:p>
             <w:pPr>
               <w:pStyle w:val="ListParagraph"/>
+              <w:suppressAutoHyphens w:val="true"/>
               <w:spacing w:before="0" w:after="0"/>
               <w:ind w:start="0"/>
               <w:contextualSpacing/>
@@ -13323,6 +13470,7 @@
           <w:p>
             <w:pPr>
               <w:pStyle w:val="Normal"/>
+              <w:suppressAutoHyphens w:val="true"/>
               <w:spacing w:before="0" w:after="0"/>
               <w:jc w:val="start"/>
               <w:rPr>
@@ -13356,6 +13504,7 @@
           <w:p>
             <w:pPr>
               <w:pStyle w:val="ListParagraph"/>
+              <w:suppressAutoHyphens w:val="true"/>
               <w:spacing w:before="0" w:after="0"/>
               <w:ind w:start="0"/>
               <w:contextualSpacing/>
@@ -13369,14 +13518,13 @@
               <w:rPr>
                 <w:sz w:val="24"/>
                 <w:szCs w:val="24"/>
-                <w:lang w:eastAsia="en-US" w:bidi="ar-SA"/>
-              </w:rPr>
-            </w:r>
-          </w:p>
-        </w:tc>
-        <w:tc>
-          <w:tcPr>
-            <w:tcW w:w="1133" w:type="dxa"/>
+              </w:rPr>
+            </w:r>
+          </w:p>
+        </w:tc>
+        <w:tc>
+          <w:tcPr>
+            <w:tcW w:w="1132" w:type="dxa"/>
             <w:tcBorders>
               <w:top w:val="nil"/>
               <w:start w:val="nil"/>
@@ -13387,6 +13535,7 @@
           <w:p>
             <w:pPr>
               <w:pStyle w:val="ListParagraph"/>
+              <w:suppressAutoHyphens w:val="true"/>
               <w:spacing w:before="0" w:after="0"/>
               <w:ind w:start="0"/>
               <w:contextualSpacing/>
@@ -13408,7 +13557,7 @@
         </w:tc>
         <w:tc>
           <w:tcPr>
-            <w:tcW w:w="284" w:type="dxa"/>
+            <w:tcW w:w="285" w:type="dxa"/>
             <w:tcBorders>
               <w:top w:val="nil"/>
               <w:start w:val="nil"/>
@@ -13419,6 +13568,7 @@
           <w:p>
             <w:pPr>
               <w:pStyle w:val="ListParagraph"/>
+              <w:suppressAutoHyphens w:val="true"/>
               <w:spacing w:before="0" w:after="0"/>
               <w:ind w:start="0"/>
               <w:contextualSpacing/>
@@ -13451,6 +13601,7 @@
           <w:p>
             <w:pPr>
               <w:pStyle w:val="ListParagraph"/>
+              <w:suppressAutoHyphens w:val="true"/>
               <w:spacing w:before="0" w:after="0"/>
               <w:ind w:start="0"/>
               <w:contextualSpacing/>
@@ -13644,9 +13795,9 @@
         <w:tblLook w:noHBand="0" w:noVBand="1" w:firstColumn="1" w:lastRow="0" w:lastColumn="0" w:firstRow="1" w:val="04a0"/>
       </w:tblPr>
       <w:tblGrid>
-        <w:gridCol w:w="2331"/>
+        <w:gridCol w:w="2330"/>
         <w:gridCol w:w="2124"/>
-        <w:gridCol w:w="167"/>
+        <w:gridCol w:w="168"/>
         <w:gridCol w:w="2183"/>
         <w:gridCol w:w="2552"/>
       </w:tblGrid>
@@ -13654,7 +13805,7 @@
         <w:trPr/>
         <w:tc>
           <w:tcPr>
-            <w:tcW w:w="2331" w:type="dxa"/>
+            <w:tcW w:w="2330" w:type="dxa"/>
             <w:tcBorders>
               <w:top w:val="nil"/>
               <w:start w:val="nil"/>
@@ -13665,6 +13816,7 @@
           <w:p>
             <w:pPr>
               <w:pStyle w:val="Normal"/>
+              <w:suppressAutoHyphens w:val="true"/>
               <w:spacing w:before="0" w:after="0"/>
               <w:jc w:val="center"/>
               <w:rPr>
@@ -13684,7 +13836,7 @@
         </w:tc>
         <w:tc>
           <w:tcPr>
-            <w:tcW w:w="2291" w:type="dxa"/>
+            <w:tcW w:w="2292" w:type="dxa"/>
             <w:gridSpan w:val="2"/>
             <w:tcBorders>
               <w:top w:val="nil"/>
@@ -13696,6 +13848,7 @@
           <w:p>
             <w:pPr>
               <w:pStyle w:val="Normal"/>
+              <w:suppressAutoHyphens w:val="true"/>
               <w:spacing w:before="0" w:after="0"/>
               <w:jc w:val="center"/>
               <w:rPr>
@@ -13726,6 +13879,7 @@
           <w:p>
             <w:pPr>
               <w:pStyle w:val="Normal"/>
+              <w:suppressAutoHyphens w:val="true"/>
               <w:spacing w:before="0" w:after="0"/>
               <w:jc w:val="center"/>
               <w:rPr>
@@ -13756,6 +13910,7 @@
           <w:p>
             <w:pPr>
               <w:pStyle w:val="Normal"/>
+              <w:suppressAutoHyphens w:val="true"/>
               <w:spacing w:before="0" w:after="0"/>
               <w:jc w:val="center"/>
               <w:rPr>
@@ -13765,7 +13920,7 @@
             </w:pPr>
             <w:r>
               <w:drawing>
-                <wp:anchor distT="0" distB="0" distL="0" distR="0" simplePos="0" relativeHeight="15" behindDoc="1" locked="0" layoutInCell="1" allowOverlap="1">
+                <wp:anchor distT="0" distB="0" distL="0" distR="0" simplePos="0" relativeHeight="7" behindDoc="1" locked="0" layoutInCell="1" allowOverlap="1">
                   <wp:simplePos x="0" y="0"/>
                   <wp:positionH relativeFrom="column">
                     <wp:posOffset>104140</wp:posOffset>
@@ -13773,7 +13928,7 @@
                   <wp:positionV relativeFrom="paragraph">
                     <wp:posOffset>95250</wp:posOffset>
                   </wp:positionV>
-                  <wp:extent cx="1272540" cy="755650"/>
+                  <wp:extent cx="1370965" cy="814070"/>
                   <wp:effectExtent l="0" t="0" r="0" b="0"/>
                   <wp:wrapNone/>
                   <wp:docPr id="4" name="Image2"/>
@@ -13798,7 +13953,7 @@
                         <pic:spPr bwMode="auto">
                           <a:xfrm>
                             <a:off x="0" y="0"/>
-                            <a:ext cx="1272540" cy="755650"/>
+                            <a:ext cx="1370965" cy="814070"/>
                           </a:xfrm>
                           <a:prstGeom prst="rect">
                             <a:avLst/>
@@ -13828,7 +13983,7 @@
         </w:trPr>
         <w:tc>
           <w:tcPr>
-            <w:tcW w:w="2331" w:type="dxa"/>
+            <w:tcW w:w="2330" w:type="dxa"/>
             <w:tcBorders>
               <w:top w:val="nil"/>
               <w:start w:val="nil"/>
@@ -13839,6 +13994,7 @@
           <w:p>
             <w:pPr>
               <w:pStyle w:val="Normal"/>
+              <w:suppressAutoHyphens w:val="true"/>
               <w:spacing w:before="0" w:after="0"/>
               <w:jc w:val="center"/>
               <w:rPr>
@@ -13850,7 +14006,6 @@
               <w:rPr>
                 <w:sz w:val="24"/>
                 <w:szCs w:val="24"/>
-                <w:lang w:eastAsia="en-US" w:bidi="ar-SA"/>
               </w:rPr>
               <w:drawing>
                 <wp:anchor distT="0" distB="0" distL="0" distR="0" simplePos="0" relativeHeight="9" behindDoc="0" locked="0" layoutInCell="1" allowOverlap="1">
@@ -13914,6 +14069,7 @@
           <w:p>
             <w:pPr>
               <w:pStyle w:val="Normal"/>
+              <w:suppressAutoHyphens w:val="true"/>
               <w:spacing w:before="0" w:after="0"/>
               <w:jc w:val="center"/>
               <w:rPr>
@@ -13925,7 +14081,6 @@
               <w:rPr>
                 <w:sz w:val="24"/>
                 <w:szCs w:val="24"/>
-                <w:lang w:eastAsia="en-US" w:bidi="ar-SA"/>
               </w:rPr>
               <mc:AlternateContent>
                 <mc:Choice Requires="wps">
@@ -14009,7 +14164,7 @@
         </w:tc>
         <w:tc>
           <w:tcPr>
-            <w:tcW w:w="2350" w:type="dxa"/>
+            <w:tcW w:w="2351" w:type="dxa"/>
             <w:gridSpan w:val="2"/>
             <w:tcBorders>
               <w:top w:val="nil"/>
@@ -14021,6 +14176,7 @@
           <w:p>
             <w:pPr>
               <w:pStyle w:val="Normal"/>
+              <w:suppressAutoHyphens w:val="true"/>
               <w:spacing w:before="0" w:after="0"/>
               <w:jc w:val="center"/>
               <w:rPr>
@@ -14032,7 +14188,6 @@
               <w:rPr>
                 <w:sz w:val="24"/>
                 <w:szCs w:val="24"/>
-                <w:lang w:eastAsia="en-US" w:bidi="ar-SA"/>
               </w:rPr>
               <w:drawing>
                 <wp:anchor distT="0" distB="0" distL="0" distR="0" simplePos="0" relativeHeight="10" behindDoc="0" locked="0" layoutInCell="1" allowOverlap="1">
@@ -14096,6 +14251,7 @@
           <w:p>
             <w:pPr>
               <w:pStyle w:val="Normal"/>
+              <w:suppressAutoHyphens w:val="true"/>
               <w:spacing w:before="0" w:after="0"/>
               <w:jc w:val="center"/>
               <w:rPr>
@@ -14107,7 +14263,6 @@
               <w:rPr>
                 <w:sz w:val="24"/>
                 <w:szCs w:val="24"/>
-                <w:lang w:eastAsia="en-US" w:bidi="ar-SA"/>
               </w:rPr>
             </w:r>
           </w:p>
@@ -14117,7 +14272,7 @@
         <w:trPr/>
         <w:tc>
           <w:tcPr>
-            <w:tcW w:w="2331" w:type="dxa"/>
+            <w:tcW w:w="2330" w:type="dxa"/>
             <w:tcBorders>
               <w:top w:val="nil"/>
               <w:start w:val="nil"/>
@@ -14128,6 +14283,7 @@
           <w:p>
             <w:pPr>
               <w:pStyle w:val="Normal"/>
+              <w:suppressAutoHyphens w:val="true"/>
               <w:spacing w:before="0" w:after="0"/>
               <w:jc w:val="center"/>
               <w:rPr>
@@ -14147,7 +14303,7 @@
         </w:tc>
         <w:tc>
           <w:tcPr>
-            <w:tcW w:w="2291" w:type="dxa"/>
+            <w:tcW w:w="2292" w:type="dxa"/>
             <w:gridSpan w:val="2"/>
             <w:tcBorders>
               <w:top w:val="nil"/>
@@ -14159,6 +14315,7 @@
           <w:p>
             <w:pPr>
               <w:pStyle w:val="Normal"/>
+              <w:suppressAutoHyphens w:val="true"/>
               <w:spacing w:before="0" w:after="0"/>
               <w:jc w:val="center"/>
               <w:rPr>
@@ -14189,6 +14346,7 @@
           <w:p>
             <w:pPr>
               <w:pStyle w:val="Normal"/>
+              <w:suppressAutoHyphens w:val="true"/>
               <w:spacing w:before="0" w:after="0"/>
               <w:jc w:val="center"/>
               <w:rPr>
@@ -14219,6 +14377,7 @@
           <w:p>
             <w:pPr>
               <w:pStyle w:val="Normal"/>
+              <w:suppressAutoHyphens w:val="true"/>
               <w:spacing w:before="0" w:after="0"/>
               <w:jc w:val="center"/>
               <w:rPr>
@@ -14241,7 +14400,7 @@
         <w:trPr/>
         <w:tc>
           <w:tcPr>
-            <w:tcW w:w="2331" w:type="dxa"/>
+            <w:tcW w:w="2330" w:type="dxa"/>
             <w:tcBorders>
               <w:top w:val="nil"/>
               <w:start w:val="nil"/>
@@ -14252,6 +14411,7 @@
           <w:p>
             <w:pPr>
               <w:pStyle w:val="Normal"/>
+              <w:suppressAutoHyphens w:val="true"/>
               <w:spacing w:before="0" w:after="0"/>
               <w:jc w:val="center"/>
               <w:rPr>
@@ -14271,7 +14431,7 @@
         </w:tc>
         <w:tc>
           <w:tcPr>
-            <w:tcW w:w="2291" w:type="dxa"/>
+            <w:tcW w:w="2292" w:type="dxa"/>
             <w:gridSpan w:val="2"/>
             <w:tcBorders>
               <w:top w:val="nil"/>
@@ -14283,6 +14443,7 @@
           <w:p>
             <w:pPr>
               <w:pStyle w:val="Normal"/>
+              <w:suppressAutoHyphens w:val="true"/>
               <w:spacing w:before="0" w:after="0"/>
               <w:jc w:val="center"/>
               <w:rPr>
@@ -14313,6 +14474,7 @@
           <w:p>
             <w:pPr>
               <w:pStyle w:val="Normal"/>
+              <w:suppressAutoHyphens w:val="true"/>
               <w:spacing w:before="0" w:after="0"/>
               <w:jc w:val="center"/>
               <w:rPr>
@@ -14343,6 +14505,7 @@
           <w:p>
             <w:pPr>
               <w:pStyle w:val="Normal"/>
+              <w:suppressAutoHyphens w:val="true"/>
               <w:spacing w:before="0" w:after="0"/>
               <w:jc w:val="center"/>
               <w:rPr>
@@ -14365,7 +14528,7 @@
         <w:trPr/>
         <w:tc>
           <w:tcPr>
-            <w:tcW w:w="2331" w:type="dxa"/>
+            <w:tcW w:w="2330" w:type="dxa"/>
             <w:tcBorders>
               <w:top w:val="nil"/>
               <w:start w:val="nil"/>
@@ -14376,6 +14539,7 @@
           <w:p>
             <w:pPr>
               <w:pStyle w:val="Normal"/>
+              <w:suppressAutoHyphens w:val="true"/>
               <w:spacing w:before="0" w:after="0"/>
               <w:jc w:val="center"/>
               <w:rPr>
@@ -14387,14 +14551,13 @@
               <w:rPr>
                 <w:sz w:val="24"/>
                 <w:szCs w:val="24"/>
-                <w:lang w:eastAsia="en-US" w:bidi="ar-SA"/>
-              </w:rPr>
-            </w:r>
-          </w:p>
-        </w:tc>
-        <w:tc>
-          <w:tcPr>
-            <w:tcW w:w="2291" w:type="dxa"/>
+              </w:rPr>
+            </w:r>
+          </w:p>
+        </w:tc>
+        <w:tc>
+          <w:tcPr>
+            <w:tcW w:w="2292" w:type="dxa"/>
             <w:gridSpan w:val="2"/>
             <w:tcBorders>
               <w:top w:val="nil"/>
@@ -14406,6 +14569,7 @@
           <w:p>
             <w:pPr>
               <w:pStyle w:val="Normal"/>
+              <w:suppressAutoHyphens w:val="true"/>
               <w:spacing w:before="0" w:after="0"/>
               <w:jc w:val="center"/>
               <w:rPr>
@@ -14417,7 +14581,6 @@
               <w:rPr>
                 <w:sz w:val="24"/>
                 <w:szCs w:val="24"/>
-                <w:lang w:eastAsia="en-US" w:bidi="ar-SA"/>
               </w:rPr>
             </w:r>
           </w:p>
@@ -14435,6 +14598,7 @@
           <w:p>
             <w:pPr>
               <w:pStyle w:val="Normal"/>
+              <w:suppressAutoHyphens w:val="true"/>
               <w:spacing w:before="0" w:after="0"/>
               <w:jc w:val="center"/>
               <w:rPr>
@@ -14446,7 +14610,6 @@
               <w:rPr>
                 <w:sz w:val="24"/>
                 <w:szCs w:val="24"/>
-                <w:lang w:eastAsia="en-US" w:bidi="ar-SA"/>
               </w:rPr>
             </w:r>
           </w:p>
@@ -14464,6 +14627,7 @@
           <w:p>
             <w:pPr>
               <w:pStyle w:val="Normal"/>
+              <w:suppressAutoHyphens w:val="true"/>
               <w:spacing w:before="0" w:after="0"/>
               <w:jc w:val="center"/>
               <w:rPr>
@@ -14475,7 +14639,6 @@
               <w:rPr>
                 <w:sz w:val="24"/>
                 <w:szCs w:val="24"/>
-                <w:lang w:eastAsia="en-US" w:bidi="ar-SA"/>
               </w:rPr>
             </w:r>
           </w:p>
@@ -14550,8 +14713,8 @@
         <w:tblLook w:noHBand="0" w:noVBand="1" w:firstColumn="1" w:lastRow="0" w:lastColumn="0" w:firstRow="1" w:val="04a0"/>
       </w:tblPr>
       <w:tblGrid>
-        <w:gridCol w:w="2774"/>
-        <w:gridCol w:w="284"/>
+        <w:gridCol w:w="2773"/>
+        <w:gridCol w:w="285"/>
         <w:gridCol w:w="2471"/>
         <w:gridCol w:w="2835"/>
         <w:gridCol w:w="2964"/>
@@ -14630,7 +14793,7 @@
         </w:trPr>
         <w:tc>
           <w:tcPr>
-            <w:tcW w:w="2774" w:type="dxa"/>
+            <w:tcW w:w="2773" w:type="dxa"/>
             <w:tcBorders>
               <w:top w:val="single" w:sz="4" w:space="0" w:color="000000"/>
               <w:start w:val="single" w:sz="4" w:space="0" w:color="000000"/>
@@ -14660,7 +14823,7 @@
         </w:tc>
         <w:tc>
           <w:tcPr>
-            <w:tcW w:w="284" w:type="dxa"/>
+            <w:tcW w:w="285" w:type="dxa"/>
             <w:tcBorders>
               <w:top w:val="single" w:sz="4" w:space="0" w:color="000000"/>
               <w:bottom w:val="single" w:sz="4" w:space="0" w:color="000000"/>
@@ -14746,7 +14909,7 @@
         </w:trPr>
         <w:tc>
           <w:tcPr>
-            <w:tcW w:w="2774" w:type="dxa"/>
+            <w:tcW w:w="2773" w:type="dxa"/>
             <w:tcBorders>
               <w:start w:val="single" w:sz="4" w:space="0" w:color="000000"/>
               <w:bottom w:val="single" w:sz="4" w:space="0" w:color="000000"/>
@@ -14775,7 +14938,7 @@
         </w:tc>
         <w:tc>
           <w:tcPr>
-            <w:tcW w:w="284" w:type="dxa"/>
+            <w:tcW w:w="285" w:type="dxa"/>
             <w:tcBorders>
               <w:bottom w:val="single" w:sz="4" w:space="0" w:color="000000"/>
               <w:end w:val="single" w:sz="4" w:space="0" w:color="000000"/>
@@ -14927,7 +15090,7 @@
         </w:trPr>
         <w:tc>
           <w:tcPr>
-            <w:tcW w:w="2774" w:type="dxa"/>
+            <w:tcW w:w="2773" w:type="dxa"/>
             <w:tcBorders>
               <w:start w:val="single" w:sz="4" w:space="0" w:color="000000"/>
               <w:bottom w:val="single" w:sz="4" w:space="0" w:color="000000"/>
@@ -14956,7 +15119,7 @@
         </w:tc>
         <w:tc>
           <w:tcPr>
-            <w:tcW w:w="284" w:type="dxa"/>
+            <w:tcW w:w="285" w:type="dxa"/>
             <w:tcBorders>
               <w:bottom w:val="single" w:sz="4" w:space="0" w:color="000000"/>
               <w:end w:val="single" w:sz="4" w:space="0" w:color="000000"/>
@@ -15108,7 +15271,7 @@
         </w:trPr>
         <w:tc>
           <w:tcPr>
-            <w:tcW w:w="2774" w:type="dxa"/>
+            <w:tcW w:w="2773" w:type="dxa"/>
             <w:tcBorders>
               <w:start w:val="single" w:sz="4" w:space="0" w:color="000000"/>
               <w:bottom w:val="single" w:sz="4" w:space="0" w:color="000000"/>
@@ -15137,7 +15300,7 @@
         </w:tc>
         <w:tc>
           <w:tcPr>
-            <w:tcW w:w="284" w:type="dxa"/>
+            <w:tcW w:w="285" w:type="dxa"/>
             <w:tcBorders>
               <w:bottom w:val="single" w:sz="4" w:space="0" w:color="000000"/>
               <w:end w:val="single" w:sz="4" w:space="0" w:color="000000"/>
@@ -15289,7 +15452,7 @@
         </w:trPr>
         <w:tc>
           <w:tcPr>
-            <w:tcW w:w="2774" w:type="dxa"/>
+            <w:tcW w:w="2773" w:type="dxa"/>
             <w:tcBorders>
               <w:top w:val="single" w:sz="4" w:space="0" w:color="000000"/>
               <w:start w:val="single" w:sz="4" w:space="0" w:color="000000"/>
@@ -15319,7 +15482,7 @@
         </w:tc>
         <w:tc>
           <w:tcPr>
-            <w:tcW w:w="284" w:type="dxa"/>
+            <w:tcW w:w="285" w:type="dxa"/>
             <w:tcBorders>
               <w:top w:val="single" w:sz="4" w:space="0" w:color="000000"/>
               <w:bottom w:val="single" w:sz="4" w:space="0" w:color="000000"/>
@@ -15470,7 +15633,7 @@
         </w:trPr>
         <w:tc>
           <w:tcPr>
-            <w:tcW w:w="2774" w:type="dxa"/>
+            <w:tcW w:w="2773" w:type="dxa"/>
             <w:tcBorders>
               <w:top w:val="single" w:sz="4" w:space="0" w:color="000000"/>
               <w:start w:val="single" w:sz="4" w:space="0" w:color="000000"/>
@@ -15499,7 +15662,7 @@
         </w:tc>
         <w:tc>
           <w:tcPr>
-            <w:tcW w:w="284" w:type="dxa"/>
+            <w:tcW w:w="285" w:type="dxa"/>
             <w:tcBorders>
               <w:top w:val="single" w:sz="4" w:space="0" w:color="000000"/>
               <w:bottom w:val="single" w:sz="4" w:space="0" w:color="000000"/>
@@ -15652,7 +15815,7 @@
         </w:trPr>
         <w:tc>
           <w:tcPr>
-            <w:tcW w:w="2774" w:type="dxa"/>
+            <w:tcW w:w="2773" w:type="dxa"/>
             <w:tcBorders>
               <w:top w:val="single" w:sz="4" w:space="0" w:color="000000"/>
               <w:start w:val="single" w:sz="4" w:space="0" w:color="000000"/>
@@ -15681,7 +15844,7 @@
         </w:tc>
         <w:tc>
           <w:tcPr>
-            <w:tcW w:w="284" w:type="dxa"/>
+            <w:tcW w:w="285" w:type="dxa"/>
             <w:tcBorders>
               <w:top w:val="single" w:sz="4" w:space="0" w:color="000000"/>
               <w:bottom w:val="single" w:sz="4" w:space="0" w:color="000000"/>
@@ -15834,7 +15997,7 @@
         </w:trPr>
         <w:tc>
           <w:tcPr>
-            <w:tcW w:w="2774" w:type="dxa"/>
+            <w:tcW w:w="2773" w:type="dxa"/>
             <w:tcBorders>
               <w:top w:val="single" w:sz="4" w:space="0" w:color="000000"/>
               <w:start w:val="single" w:sz="4" w:space="0" w:color="000000"/>
@@ -15863,7 +16026,7 @@
         </w:tc>
         <w:tc>
           <w:tcPr>
-            <w:tcW w:w="284" w:type="dxa"/>
+            <w:tcW w:w="285" w:type="dxa"/>
             <w:tcBorders>
               <w:top w:val="single" w:sz="4" w:space="0" w:color="000000"/>
               <w:bottom w:val="single" w:sz="4" w:space="0" w:color="000000"/>
@@ -16016,7 +16179,7 @@
         </w:trPr>
         <w:tc>
           <w:tcPr>
-            <w:tcW w:w="2774" w:type="dxa"/>
+            <w:tcW w:w="2773" w:type="dxa"/>
             <w:tcBorders>
               <w:top w:val="single" w:sz="4" w:space="0" w:color="000000"/>
               <w:start w:val="single" w:sz="4" w:space="0" w:color="000000"/>
@@ -16045,7 +16208,7 @@
         </w:tc>
         <w:tc>
           <w:tcPr>
-            <w:tcW w:w="284" w:type="dxa"/>
+            <w:tcW w:w="285" w:type="dxa"/>
             <w:tcBorders>
               <w:top w:val="single" w:sz="4" w:space="0" w:color="000000"/>
               <w:bottom w:val="single" w:sz="4" w:space="0" w:color="000000"/>
@@ -16198,7 +16361,7 @@
         </w:trPr>
         <w:tc>
           <w:tcPr>
-            <w:tcW w:w="2774" w:type="dxa"/>
+            <w:tcW w:w="2773" w:type="dxa"/>
             <w:tcBorders>
               <w:start w:val="single" w:sz="4" w:space="0" w:color="000000"/>
               <w:bottom w:val="single" w:sz="4" w:space="0" w:color="000000"/>
@@ -16228,7 +16391,7 @@
         </w:tc>
         <w:tc>
           <w:tcPr>
-            <w:tcW w:w="284" w:type="dxa"/>
+            <w:tcW w:w="285" w:type="dxa"/>
             <w:tcBorders>
               <w:bottom w:val="single" w:sz="4" w:space="0" w:color="000000"/>
             </w:tcBorders>
@@ -16389,7 +16552,7 @@
         </w:trPr>
         <w:tc>
           <w:tcPr>
-            <w:tcW w:w="2774" w:type="dxa"/>
+            <w:tcW w:w="2773" w:type="dxa"/>
             <w:tcBorders>
               <w:start w:val="single" w:sz="4" w:space="0" w:color="000000"/>
               <w:bottom w:val="single" w:sz="4" w:space="0" w:color="000000"/>
@@ -16436,7 +16599,7 @@
         </w:tc>
         <w:tc>
           <w:tcPr>
-            <w:tcW w:w="2755" w:type="dxa"/>
+            <w:tcW w:w="2756" w:type="dxa"/>
             <w:gridSpan w:val="2"/>
             <w:tcBorders>
               <w:bottom w:val="single" w:sz="4" w:space="0" w:color="000000"/>
@@ -16567,7 +16730,7 @@
         </w:trPr>
         <w:tc>
           <w:tcPr>
-            <w:tcW w:w="2774" w:type="dxa"/>
+            <w:tcW w:w="2773" w:type="dxa"/>
             <w:tcBorders>
               <w:start w:val="single" w:sz="4" w:space="0" w:color="000000"/>
               <w:bottom w:val="single" w:sz="4" w:space="0" w:color="000000"/>
@@ -16604,7 +16767,7 @@
         </w:tc>
         <w:tc>
           <w:tcPr>
-            <w:tcW w:w="2755" w:type="dxa"/>
+            <w:tcW w:w="2756" w:type="dxa"/>
             <w:gridSpan w:val="2"/>
             <w:tcBorders>
               <w:bottom w:val="single" w:sz="4" w:space="0" w:color="000000"/>
@@ -16734,7 +16897,7 @@
         </w:trPr>
         <w:tc>
           <w:tcPr>
-            <w:tcW w:w="2774" w:type="dxa"/>
+            <w:tcW w:w="2773" w:type="dxa"/>
             <w:tcBorders>
               <w:start w:val="single" w:sz="4" w:space="0" w:color="000000"/>
               <w:bottom w:val="single" w:sz="4" w:space="0" w:color="000000"/>
@@ -16771,7 +16934,7 @@
         </w:tc>
         <w:tc>
           <w:tcPr>
-            <w:tcW w:w="2755" w:type="dxa"/>
+            <w:tcW w:w="2756" w:type="dxa"/>
             <w:gridSpan w:val="2"/>
             <w:tcBorders>
               <w:bottom w:val="single" w:sz="4" w:space="0" w:color="000000"/>
@@ -16900,7 +17063,7 @@
         </w:trPr>
         <w:tc>
           <w:tcPr>
-            <w:tcW w:w="2774" w:type="dxa"/>
+            <w:tcW w:w="2773" w:type="dxa"/>
             <w:tcBorders>
               <w:start w:val="single" w:sz="4" w:space="0" w:color="000000"/>
               <w:bottom w:val="single" w:sz="4" w:space="0" w:color="000000"/>
@@ -16937,7 +17100,7 @@
         </w:tc>
         <w:tc>
           <w:tcPr>
-            <w:tcW w:w="2755" w:type="dxa"/>
+            <w:tcW w:w="2756" w:type="dxa"/>
             <w:gridSpan w:val="2"/>
             <w:tcBorders>
               <w:bottom w:val="single" w:sz="4" w:space="0" w:color="000000"/>
@@ -17123,7 +17286,7 @@
         </w:trPr>
         <w:tc>
           <w:tcPr>
-            <w:tcW w:w="2774" w:type="dxa"/>
+            <w:tcW w:w="2773" w:type="dxa"/>
             <w:tcBorders>
               <w:top w:val="single" w:sz="4" w:space="0" w:color="000000"/>
               <w:start w:val="single" w:sz="4" w:space="0" w:color="000000"/>
@@ -17200,7 +17363,7 @@
         </w:tc>
         <w:tc>
           <w:tcPr>
-            <w:tcW w:w="284" w:type="dxa"/>
+            <w:tcW w:w="285" w:type="dxa"/>
             <w:tcBorders>
               <w:top w:val="single" w:sz="4" w:space="0" w:color="000000"/>
             </w:tcBorders>
@@ -17412,10 +17575,18 @@
             <w:r>
               <w:rPr/>
               <w:drawing>
-                <wp:inline distT="0" distB="0" distL="0" distR="0">
-                  <wp:extent cx="847725" cy="438150"/>
+                <wp:anchor distT="0" distB="0" distL="0" distR="0" simplePos="0" relativeHeight="15" behindDoc="1" locked="0" layoutInCell="1" allowOverlap="1">
+                  <wp:simplePos x="0" y="0"/>
+                  <wp:positionH relativeFrom="column">
+                    <wp:align>center</wp:align>
+                  </wp:positionH>
+                  <wp:positionV relativeFrom="paragraph">
+                    <wp:posOffset>635</wp:posOffset>
+                  </wp:positionV>
+                  <wp:extent cx="1443355" cy="857885"/>
                   <wp:effectExtent l="0" t="0" r="0" b="0"/>
-                  <wp:docPr id="13" name="Image9"/>
+                  <wp:wrapNone/>
+                  <wp:docPr id="13" name="Image6"/>
                   <wp:cNvGraphicFramePr>
                     <a:graphicFrameLocks xmlns:a="http://schemas.openxmlformats.org/drawingml/2006/main" noChangeAspect="1"/>
                   </wp:cNvGraphicFramePr>
@@ -17423,7 +17594,7 @@
                     <a:graphicData uri="http://schemas.openxmlformats.org/drawingml/2006/picture">
                       <pic:pic xmlns:pic="http://schemas.openxmlformats.org/drawingml/2006/picture">
                         <pic:nvPicPr>
-                          <pic:cNvPr id="13" name="Image9"/>
+                          <pic:cNvPr id="13" name="Image6"/>
                           <pic:cNvPicPr>
                             <a:picLocks noChangeAspect="1" noChangeArrowheads="1"/>
                           </pic:cNvPicPr>
@@ -17437,7 +17608,7 @@
                         <pic:spPr bwMode="auto">
                           <a:xfrm>
                             <a:off x="0" y="0"/>
-                            <a:ext cx="847725" cy="438150"/>
+                            <a:ext cx="1443355" cy="857885"/>
                           </a:xfrm>
                           <a:prstGeom prst="rect">
                             <a:avLst/>
@@ -17447,7 +17618,7 @@
                       </pic:pic>
                     </a:graphicData>
                   </a:graphic>
-                </wp:inline>
+                </wp:anchor>
               </w:drawing>
             </w:r>
           </w:p>
@@ -17479,7 +17650,7 @@
         </w:trPr>
         <w:tc>
           <w:tcPr>
-            <w:tcW w:w="2774" w:type="dxa"/>
+            <w:tcW w:w="2773" w:type="dxa"/>
             <w:tcBorders>
               <w:start w:val="single" w:sz="4" w:space="0" w:color="000000"/>
               <w:end w:val="single" w:sz="4" w:space="0" w:color="000000"/>
@@ -17508,7 +17679,7 @@
         </w:tc>
         <w:tc>
           <w:tcPr>
-            <w:tcW w:w="284" w:type="dxa"/>
+            <w:tcW w:w="285" w:type="dxa"/>
             <w:tcBorders/>
             <w:vAlign w:val="bottom"/>
           </w:tcPr>
@@ -17640,11 +17811,11 @@
       </w:tr>
       <w:tr>
         <w:trPr>
-          <w:trHeight w:val="315" w:hRule="atLeast"/>
+          <w:trHeight w:val="652" w:hRule="atLeast"/>
         </w:trPr>
         <w:tc>
           <w:tcPr>
-            <w:tcW w:w="2774" w:type="dxa"/>
+            <w:tcW w:w="2773" w:type="dxa"/>
             <w:tcBorders>
               <w:start w:val="single" w:sz="4" w:space="0" w:color="000000"/>
               <w:bottom w:val="single" w:sz="4" w:space="0" w:color="000000"/>
@@ -17673,7 +17844,7 @@
         </w:tc>
         <w:tc>
           <w:tcPr>
-            <w:tcW w:w="284" w:type="dxa"/>
+            <w:tcW w:w="285" w:type="dxa"/>
             <w:tcBorders>
               <w:bottom w:val="single" w:sz="4" w:space="0" w:color="000000"/>
             </w:tcBorders>
@@ -18446,7 +18617,7 @@
         </w:r>
         <w:r>
           <w:rPr/>
-          <w:t>27</w:t>
+          <w:t>24</w:t>
         </w:r>
         <w:r>
           <w:rPr/>
@@ -18489,7 +18660,7 @@
         </w:r>
         <w:r>
           <w:rPr/>
-          <w:t>27</w:t>
+          <w:t>24</w:t>
         </w:r>
         <w:r>
           <w:rPr/>
@@ -18528,6 +18699,7 @@
         </w:tabs>
         <w:ind w:start="1080" w:hanging="360"/>
       </w:pPr>
+      <w:rPr/>
     </w:lvl>
     <w:lvl w:ilvl="2">
       <w:start w:val="1"/>
@@ -18540,6 +18712,7 @@
         </w:tabs>
         <w:ind w:start="1440" w:hanging="360"/>
       </w:pPr>
+      <w:rPr/>
     </w:lvl>
     <w:lvl w:ilvl="3">
       <w:start w:val="1"/>
@@ -18552,6 +18725,7 @@
         </w:tabs>
         <w:ind w:start="1800" w:hanging="360"/>
       </w:pPr>
+      <w:rPr/>
     </w:lvl>
     <w:lvl w:ilvl="4">
       <w:start w:val="1"/>
@@ -18564,6 +18738,7 @@
         </w:tabs>
         <w:ind w:start="2160" w:hanging="360"/>
       </w:pPr>
+      <w:rPr/>
     </w:lvl>
     <w:lvl w:ilvl="5">
       <w:start w:val="1"/>
@@ -18576,6 +18751,7 @@
         </w:tabs>
         <w:ind w:start="2520" w:hanging="360"/>
       </w:pPr>
+      <w:rPr/>
     </w:lvl>
     <w:lvl w:ilvl="6">
       <w:start w:val="1"/>
@@ -18588,6 +18764,7 @@
         </w:tabs>
         <w:ind w:start="2880" w:hanging="360"/>
       </w:pPr>
+      <w:rPr/>
     </w:lvl>
     <w:lvl w:ilvl="7">
       <w:start w:val="1"/>
@@ -18600,6 +18777,7 @@
         </w:tabs>
         <w:ind w:start="3240" w:hanging="360"/>
       </w:pPr>
+      <w:rPr/>
     </w:lvl>
     <w:lvl w:ilvl="8">
       <w:start w:val="1"/>
@@ -18612,6 +18790,7 @@
         </w:tabs>
         <w:ind w:start="3600" w:hanging="360"/>
       </w:pPr>
+      <w:rPr/>
     </w:lvl>
   </w:abstractNum>
   <w:abstractNum w:abstractNumId="2">
@@ -20805,6 +20984,7 @@
     <w:rsid w:val="00cc0564"/>
     <w:pPr>
       <w:widowControl w:val="false"/>
+      <w:suppressAutoHyphens w:val="true"/>
       <w:bidi w:val="0"/>
       <w:spacing w:lineRule="auto" w:line="240" w:before="0" w:after="0"/>
       <w:jc w:val="start"/>
